--- a/lessons/8-7/readiness/practice.docx
+++ b/lessons/8-7/readiness/practice.docx
@@ -29,7 +29,7 @@
           <w:sz w:val="20"/>
           <w:szCs w:val="20"/>
         </w:rPr>
-        <w:t xml:space="preserve">Readiness practice for Lesson 7-7  ·  Builds toward 6.EE.7</w:t>
+        <w:t xml:space="preserve">Readiness practice for Lesson 8-7 (Unit 8 · Lesson 7)  ·  Builds toward 6.AT.8</w:t>
       </w:r>
     </w:p>
     <w:p>
@@ -471,7 +471,7 @@
           <w:sz w:val="20"/>
           <w:szCs w:val="20"/>
         </w:rPr>
-        <w:t xml:space="preserve">When you've finished, open Lesson 7-7 and dive in!</w:t>
+        <w:t xml:space="preserve">When you've finished, open Lesson 8-7 and dive in!</w:t>
       </w:r>
     </w:p>
     <w:p>

--- a/lessons/8-7/readiness/practice.docx
+++ b/lessons/8-7/readiness/practice.docx
@@ -86,7 +86,1121 @@
     </w:p>
     <w:p>
       <w:pPr>
-        <w:spacing w:after="120" w:before="0"/>
+        <w:spacing w:after="60" w:before="120"/>
+      </w:pPr>
+      <w:r>
+        <w:rPr>
+          <w:b/>
+          <w:bCs/>
+          <w:color w:val="0F2B3C"/>
+          <w:sz w:val="24"/>
+          <w:szCs w:val="24"/>
+        </w:rPr>
+        <w:t xml:space="preserve">Vocabulary Anchor Box</w:t>
+      </w:r>
+    </w:p>
+    <w:tbl>
+      <w:tblPr>
+        <w:tblW w:type="dxa" w:w="9360"/>
+        <w:tblBorders>
+          <w:top w:val="single" w:color="C7D2DD" w:sz="6"/>
+          <w:left w:val="single" w:color="C7D2DD" w:sz="6"/>
+          <w:bottom w:val="single" w:color="C7D2DD" w:sz="6"/>
+          <w:right w:val="single" w:color="C7D2DD" w:sz="6"/>
+          <w:insideH w:val="single" w:color="C7D2DD" w:sz="6"/>
+          <w:insideV w:val="single" w:color="C7D2DD" w:sz="6"/>
+        </w:tblBorders>
+      </w:tblPr>
+      <w:tblGrid>
+        <w:gridCol w:w="1800"/>
+        <w:gridCol w:w="3160"/>
+        <w:gridCol w:w="2200"/>
+        <w:gridCol w:w="2200"/>
+      </w:tblGrid>
+      <w:tr>
+        <w:trPr>
+          <w:cantSplit/>
+          <w:tblHeader/>
+        </w:trPr>
+        <w:tc>
+          <w:tcPr>
+            <w:tcW w:type="dxa" w:w="1800"/>
+            <w:shd w:fill="EEF4F8" w:color="auto" w:val="clear"/>
+            <w:tcMar>
+              <w:top w:type="dxa" w:w="60"/>
+              <w:left w:type="dxa" w:w="100"/>
+              <w:bottom w:type="dxa" w:w="60"/>
+              <w:right w:type="dxa" w:w="100"/>
+            </w:tcMar>
+          </w:tcPr>
+          <w:p>
+            <w:pPr>
+              <w:spacing w:after="0" w:before="0"/>
+            </w:pPr>
+            <w:r>
+              <w:rPr>
+                <w:b/>
+                <w:bCs/>
+                <w:color w:val="0F2B3C"/>
+                <w:sz w:val="18"/>
+                <w:szCs w:val="18"/>
+              </w:rPr>
+              <w:t xml:space="preserve">Concept Term</w:t>
+            </w:r>
+          </w:p>
+        </w:tc>
+        <w:tc>
+          <w:tcPr>
+            <w:tcW w:type="dxa" w:w="3160"/>
+            <w:shd w:fill="EEF4F8" w:color="auto" w:val="clear"/>
+            <w:tcMar>
+              <w:top w:type="dxa" w:w="60"/>
+              <w:left w:type="dxa" w:w="100"/>
+              <w:bottom w:type="dxa" w:w="60"/>
+              <w:right w:type="dxa" w:w="100"/>
+            </w:tcMar>
+          </w:tcPr>
+          <w:p>
+            <w:pPr>
+              <w:spacing w:after="0" w:before="0"/>
+            </w:pPr>
+            <w:r>
+              <w:rPr>
+                <w:b/>
+                <w:bCs/>
+                <w:color w:val="0F2B3C"/>
+                <w:sz w:val="18"/>
+                <w:szCs w:val="18"/>
+              </w:rPr>
+              <w:t xml:space="preserve">Student-Friendly Definition</w:t>
+            </w:r>
+          </w:p>
+        </w:tc>
+        <w:tc>
+          <w:tcPr>
+            <w:tcW w:type="dxa" w:w="2200"/>
+            <w:shd w:fill="EEF4F8" w:color="auto" w:val="clear"/>
+            <w:tcMar>
+              <w:top w:type="dxa" w:w="60"/>
+              <w:left w:type="dxa" w:w="100"/>
+              <w:bottom w:type="dxa" w:w="60"/>
+              <w:right w:type="dxa" w:w="100"/>
+            </w:tcMar>
+          </w:tcPr>
+          <w:p>
+            <w:pPr>
+              <w:spacing w:after="0" w:before="0"/>
+            </w:pPr>
+            <w:r>
+              <w:rPr>
+                <w:b/>
+                <w:bCs/>
+                <w:color w:val="0F2B3C"/>
+                <w:sz w:val="18"/>
+                <w:szCs w:val="18"/>
+              </w:rPr>
+              <w:t xml:space="preserve">Non-Example</w:t>
+            </w:r>
+          </w:p>
+        </w:tc>
+        <w:tc>
+          <w:tcPr>
+            <w:tcW w:type="dxa" w:w="2200"/>
+            <w:shd w:fill="EEF4F8" w:color="auto" w:val="clear"/>
+            <w:tcMar>
+              <w:top w:type="dxa" w:w="60"/>
+              <w:left w:type="dxa" w:w="100"/>
+              <w:bottom w:type="dxa" w:w="60"/>
+              <w:right w:type="dxa" w:w="100"/>
+            </w:tcMar>
+          </w:tcPr>
+          <w:p>
+            <w:pPr>
+              <w:spacing w:after="0" w:before="0"/>
+            </w:pPr>
+            <w:r>
+              <w:rPr>
+                <w:b/>
+                <w:bCs/>
+                <w:color w:val="0F2B3C"/>
+                <w:sz w:val="18"/>
+                <w:szCs w:val="18"/>
+              </w:rPr>
+              <w:t xml:space="preserve">Visual Clue</w:t>
+            </w:r>
+          </w:p>
+        </w:tc>
+      </w:tr>
+      <w:tr>
+        <w:trPr>
+          <w:cantSplit/>
+        </w:trPr>
+        <w:tc>
+          <w:tcPr>
+            <w:tcW w:type="dxa" w:w="1800"/>
+            <w:tcMar>
+              <w:top w:type="dxa" w:w="60"/>
+              <w:left w:type="dxa" w:w="100"/>
+              <w:bottom w:type="dxa" w:w="60"/>
+              <w:right w:type="dxa" w:w="100"/>
+            </w:tcMar>
+            <w:vAlign w:val="top"/>
+          </w:tcPr>
+          <w:p>
+            <w:pPr>
+              <w:spacing w:after="20" w:before="0"/>
+            </w:pPr>
+            <w:r>
+              <w:rPr>
+                <w:b/>
+                <w:bCs/>
+                <w:color w:val="0F2B3C"/>
+                <w:sz w:val="20"/>
+                <w:szCs w:val="20"/>
+              </w:rPr>
+              <w:t xml:space="preserve">Equations and Inequalities Problem Solving</w:t>
+            </w:r>
+          </w:p>
+          <w:p>
+            <w:pPr>
+              <w:spacing w:after="0" w:before="0"/>
+            </w:pPr>
+            <w:r>
+              <w:rPr>
+                <w:i/>
+                <w:iCs/>
+                <w:color w:val="5E6E7E"/>
+                <w:sz w:val="18"/>
+                <w:szCs w:val="18"/>
+              </w:rPr>
+              <w:t xml:space="preserve">Resolución de problemas con ecuaciones y desigualdades</w:t>
+            </w:r>
+          </w:p>
+        </w:tc>
+        <w:tc>
+          <w:tcPr>
+            <w:tcW w:type="dxa" w:w="3160"/>
+            <w:tcMar>
+              <w:top w:type="dxa" w:w="60"/>
+              <w:left w:type="dxa" w:w="100"/>
+              <w:bottom w:type="dxa" w:w="60"/>
+              <w:right w:type="dxa" w:w="100"/>
+            </w:tcMar>
+            <w:vAlign w:val="top"/>
+          </w:tcPr>
+          <w:p>
+            <w:pPr>
+              <w:spacing w:after="0" w:before="0"/>
+            </w:pPr>
+            <w:r>
+              <w:rPr>
+                <w:sz w:val="19"/>
+                <w:szCs w:val="19"/>
+              </w:rPr>
+              <w:t xml:space="preserve">Use an equation for one exact value or an inequality for a range of values in a real situation.</w:t>
+            </w:r>
+          </w:p>
+        </w:tc>
+        <w:tc>
+          <w:tcPr>
+            <w:tcW w:type="dxa" w:w="2200"/>
+            <w:tcMar>
+              <w:top w:type="dxa" w:w="60"/>
+              <w:left w:type="dxa" w:w="100"/>
+              <w:bottom w:type="dxa" w:w="60"/>
+              <w:right w:type="dxa" w:w="100"/>
+            </w:tcMar>
+            <w:vAlign w:val="top"/>
+          </w:tcPr>
+          <w:p>
+            <w:pPr>
+              <w:spacing w:after="30" w:before="0"/>
+            </w:pPr>
+            <w:r>
+              <w:rPr>
+                <w:i/>
+                <w:iCs/>
+                <w:color w:val="5E6E7E"/>
+                <w:sz w:val="18"/>
+                <w:szCs w:val="18"/>
+              </w:rPr>
+              <w:t xml:space="preserve">Not Equations and Inequalities Problem Solving: write a counter-example that does not fit the rule.</w:t>
+            </w:r>
+          </w:p>
+          <w:p>
+            <w:pPr>
+              <w:spacing w:after="50" w:before="0"/>
+            </w:pPr>
+            <w:r>
+              <w:rPr>
+                <w:color w:val="BBBBBB"/>
+                <w:sz w:val="18"/>
+                <w:szCs w:val="18"/>
+              </w:rPr>
+              <w:t xml:space="preserve">____________________________</w:t>
+            </w:r>
+          </w:p>
+        </w:tc>
+        <w:tc>
+          <w:tcPr>
+            <w:tcW w:type="dxa" w:w="2200"/>
+            <w:tcMar>
+              <w:top w:type="dxa" w:w="60"/>
+              <w:left w:type="dxa" w:w="100"/>
+              <w:bottom w:type="dxa" w:w="60"/>
+              <w:right w:type="dxa" w:w="100"/>
+            </w:tcMar>
+            <w:vAlign w:val="top"/>
+          </w:tcPr>
+          <w:p>
+            <w:pPr>
+              <w:spacing w:after="0" w:before="0"/>
+            </w:pPr>
+            <w:r>
+              <w:rPr>
+                <w:i/>
+                <w:iCs/>
+                <w:color w:val="5E6E7E"/>
+                <w:sz w:val="18"/>
+                <w:szCs w:val="18"/>
+              </w:rPr>
+              <w:t xml:space="preserve">Exactly $20: 4x = 20. At most $20: 4x ≤ 20.</w:t>
+            </w:r>
+          </w:p>
+        </w:tc>
+      </w:tr>
+      <w:tr>
+        <w:trPr>
+          <w:cantSplit/>
+        </w:trPr>
+        <w:tc>
+          <w:tcPr>
+            <w:tcW w:type="dxa" w:w="1800"/>
+            <w:tcMar>
+              <w:top w:type="dxa" w:w="60"/>
+              <w:left w:type="dxa" w:w="100"/>
+              <w:bottom w:type="dxa" w:w="60"/>
+              <w:right w:type="dxa" w:w="100"/>
+            </w:tcMar>
+            <w:vAlign w:val="top"/>
+          </w:tcPr>
+          <w:p>
+            <w:pPr>
+              <w:spacing w:after="20" w:before="0"/>
+            </w:pPr>
+            <w:r>
+              <w:rPr>
+                <w:b/>
+                <w:bCs/>
+                <w:color w:val="0F2B3C"/>
+                <w:sz w:val="20"/>
+                <w:szCs w:val="20"/>
+              </w:rPr>
+              <w:t xml:space="preserve">Model</w:t>
+            </w:r>
+          </w:p>
+          <w:p>
+            <w:pPr>
+              <w:spacing w:after="0" w:before="0"/>
+            </w:pPr>
+            <w:r>
+              <w:rPr>
+                <w:i/>
+                <w:iCs/>
+                <w:color w:val="5E6E7E"/>
+                <w:sz w:val="18"/>
+                <w:szCs w:val="18"/>
+              </w:rPr>
+              <w:t xml:space="preserve">Modelar</w:t>
+            </w:r>
+          </w:p>
+        </w:tc>
+        <w:tc>
+          <w:tcPr>
+            <w:tcW w:type="dxa" w:w="3160"/>
+            <w:tcMar>
+              <w:top w:type="dxa" w:w="60"/>
+              <w:left w:type="dxa" w:w="100"/>
+              <w:bottom w:type="dxa" w:w="60"/>
+              <w:right w:type="dxa" w:w="100"/>
+            </w:tcMar>
+            <w:vAlign w:val="top"/>
+          </w:tcPr>
+          <w:p>
+            <w:pPr>
+              <w:spacing w:after="0" w:before="0"/>
+            </w:pPr>
+            <w:r>
+              <w:rPr>
+                <w:sz w:val="19"/>
+                <w:szCs w:val="19"/>
+              </w:rPr>
+              <w:t xml:space="preserve">To show a real-life situation with an equation or inequality.</w:t>
+            </w:r>
+          </w:p>
+        </w:tc>
+        <w:tc>
+          <w:tcPr>
+            <w:tcW w:type="dxa" w:w="2200"/>
+            <w:tcMar>
+              <w:top w:type="dxa" w:w="60"/>
+              <w:left w:type="dxa" w:w="100"/>
+              <w:bottom w:type="dxa" w:w="60"/>
+              <w:right w:type="dxa" w:w="100"/>
+            </w:tcMar>
+            <w:vAlign w:val="top"/>
+          </w:tcPr>
+          <w:p>
+            <w:pPr>
+              <w:spacing w:after="30" w:before="0"/>
+            </w:pPr>
+            <w:r>
+              <w:rPr>
+                <w:i/>
+                <w:iCs/>
+                <w:color w:val="5E6E7E"/>
+                <w:sz w:val="18"/>
+                <w:szCs w:val="18"/>
+              </w:rPr>
+              <w:t xml:space="preserve">Not Model: write a counter-example that does not fit the rule.</w:t>
+            </w:r>
+          </w:p>
+          <w:p>
+            <w:pPr>
+              <w:spacing w:after="50" w:before="0"/>
+            </w:pPr>
+            <w:r>
+              <w:rPr>
+                <w:color w:val="BBBBBB"/>
+                <w:sz w:val="18"/>
+                <w:szCs w:val="18"/>
+              </w:rPr>
+              <w:t xml:space="preserve">____________________________</w:t>
+            </w:r>
+          </w:p>
+        </w:tc>
+        <w:tc>
+          <w:tcPr>
+            <w:tcW w:type="dxa" w:w="2200"/>
+            <w:tcMar>
+              <w:top w:type="dxa" w:w="60"/>
+              <w:left w:type="dxa" w:w="100"/>
+              <w:bottom w:type="dxa" w:w="60"/>
+              <w:right w:type="dxa" w:w="100"/>
+            </w:tcMar>
+            <w:vAlign w:val="top"/>
+          </w:tcPr>
+          <w:p>
+            <w:pPr>
+              <w:spacing w:after="0" w:before="0"/>
+            </w:pPr>
+            <w:r>
+              <w:rPr>
+                <w:i/>
+                <w:iCs/>
+                <w:color w:val="5E6E7E"/>
+                <w:sz w:val="18"/>
+                <w:szCs w:val="18"/>
+              </w:rPr>
+              <w:t xml:space="preserve">'Twice a number is 18' → 2n = 18 — the equation models the words</w:t>
+            </w:r>
+          </w:p>
+        </w:tc>
+      </w:tr>
+      <w:tr>
+        <w:trPr>
+          <w:cantSplit/>
+        </w:trPr>
+        <w:tc>
+          <w:tcPr>
+            <w:tcW w:type="dxa" w:w="1800"/>
+            <w:tcMar>
+              <w:top w:type="dxa" w:w="60"/>
+              <w:left w:type="dxa" w:w="100"/>
+              <w:bottom w:type="dxa" w:w="60"/>
+              <w:right w:type="dxa" w:w="100"/>
+            </w:tcMar>
+            <w:vAlign w:val="top"/>
+          </w:tcPr>
+          <w:p>
+            <w:pPr>
+              <w:spacing w:after="20" w:before="0"/>
+            </w:pPr>
+            <w:r>
+              <w:rPr>
+                <w:b/>
+                <w:bCs/>
+                <w:color w:val="0F2B3C"/>
+                <w:sz w:val="20"/>
+                <w:szCs w:val="20"/>
+              </w:rPr>
+              <w:t xml:space="preserve">Equation</w:t>
+            </w:r>
+          </w:p>
+          <w:p>
+            <w:pPr>
+              <w:spacing w:after="0" w:before="0"/>
+            </w:pPr>
+            <w:r>
+              <w:rPr>
+                <w:i/>
+                <w:iCs/>
+                <w:color w:val="5E6E7E"/>
+                <w:sz w:val="18"/>
+                <w:szCs w:val="18"/>
+              </w:rPr>
+              <w:t xml:space="preserve">Ecuación</w:t>
+            </w:r>
+          </w:p>
+        </w:tc>
+        <w:tc>
+          <w:tcPr>
+            <w:tcW w:type="dxa" w:w="3160"/>
+            <w:tcMar>
+              <w:top w:type="dxa" w:w="60"/>
+              <w:left w:type="dxa" w:w="100"/>
+              <w:bottom w:type="dxa" w:w="60"/>
+              <w:right w:type="dxa" w:w="100"/>
+            </w:tcMar>
+            <w:vAlign w:val="top"/>
+          </w:tcPr>
+          <w:p>
+            <w:pPr>
+              <w:spacing w:after="0" w:before="0"/>
+            </w:pPr>
+            <w:r>
+              <w:rPr>
+                <w:sz w:val="19"/>
+                <w:szCs w:val="19"/>
+              </w:rPr>
+              <w:t xml:space="preserve">A math sentence with an equal sign showing both sides are the same.</w:t>
+            </w:r>
+          </w:p>
+        </w:tc>
+        <w:tc>
+          <w:tcPr>
+            <w:tcW w:type="dxa" w:w="2200"/>
+            <w:tcMar>
+              <w:top w:type="dxa" w:w="60"/>
+              <w:left w:type="dxa" w:w="100"/>
+              <w:bottom w:type="dxa" w:w="60"/>
+              <w:right w:type="dxa" w:w="100"/>
+            </w:tcMar>
+            <w:vAlign w:val="top"/>
+          </w:tcPr>
+          <w:p>
+            <w:pPr>
+              <w:spacing w:after="30" w:before="0"/>
+            </w:pPr>
+            <w:r>
+              <w:rPr>
+                <w:i/>
+                <w:iCs/>
+                <w:color w:val="5E6E7E"/>
+                <w:sz w:val="18"/>
+                <w:szCs w:val="18"/>
+              </w:rPr>
+              <w:t xml:space="preserve">Not Equation: write a counter-example that does not fit the rule.</w:t>
+            </w:r>
+          </w:p>
+          <w:p>
+            <w:pPr>
+              <w:spacing w:after="50" w:before="0"/>
+            </w:pPr>
+            <w:r>
+              <w:rPr>
+                <w:color w:val="BBBBBB"/>
+                <w:sz w:val="18"/>
+                <w:szCs w:val="18"/>
+              </w:rPr>
+              <w:t xml:space="preserve">____________________________</w:t>
+            </w:r>
+          </w:p>
+        </w:tc>
+        <w:tc>
+          <w:tcPr>
+            <w:tcW w:type="dxa" w:w="2200"/>
+            <w:tcMar>
+              <w:top w:type="dxa" w:w="60"/>
+              <w:left w:type="dxa" w:w="100"/>
+              <w:bottom w:type="dxa" w:w="60"/>
+              <w:right w:type="dxa" w:w="100"/>
+            </w:tcMar>
+            <w:vAlign w:val="top"/>
+          </w:tcPr>
+          <w:p>
+            <w:pPr>
+              <w:spacing w:after="0" w:before="0"/>
+            </w:pPr>
+            <w:r>
+              <w:rPr>
+                <w:i/>
+                <w:iCs/>
+                <w:color w:val="5E6E7E"/>
+                <w:sz w:val="18"/>
+                <w:szCs w:val="18"/>
+              </w:rPr>
+              <w:t xml:space="preserve">x + 8 = 15 — exactly one answer: x = 7</w:t>
+            </w:r>
+          </w:p>
+        </w:tc>
+      </w:tr>
+      <w:tr>
+        <w:trPr>
+          <w:cantSplit/>
+        </w:trPr>
+        <w:tc>
+          <w:tcPr>
+            <w:tcW w:type="dxa" w:w="1800"/>
+            <w:tcMar>
+              <w:top w:type="dxa" w:w="60"/>
+              <w:left w:type="dxa" w:w="100"/>
+              <w:bottom w:type="dxa" w:w="60"/>
+              <w:right w:type="dxa" w:w="100"/>
+            </w:tcMar>
+            <w:vAlign w:val="top"/>
+          </w:tcPr>
+          <w:p>
+            <w:pPr>
+              <w:spacing w:after="20" w:before="0"/>
+            </w:pPr>
+            <w:r>
+              <w:rPr>
+                <w:b/>
+                <w:bCs/>
+                <w:color w:val="0F2B3C"/>
+                <w:sz w:val="20"/>
+                <w:szCs w:val="20"/>
+              </w:rPr>
+              <w:t xml:space="preserve">Inequality</w:t>
+            </w:r>
+          </w:p>
+          <w:p>
+            <w:pPr>
+              <w:spacing w:after="0" w:before="0"/>
+            </w:pPr>
+            <w:r>
+              <w:rPr>
+                <w:i/>
+                <w:iCs/>
+                <w:color w:val="5E6E7E"/>
+                <w:sz w:val="18"/>
+                <w:szCs w:val="18"/>
+              </w:rPr>
+              <w:t xml:space="preserve">Desigualdad</w:t>
+            </w:r>
+          </w:p>
+        </w:tc>
+        <w:tc>
+          <w:tcPr>
+            <w:tcW w:type="dxa" w:w="3160"/>
+            <w:tcMar>
+              <w:top w:type="dxa" w:w="60"/>
+              <w:left w:type="dxa" w:w="100"/>
+              <w:bottom w:type="dxa" w:w="60"/>
+              <w:right w:type="dxa" w:w="100"/>
+            </w:tcMar>
+            <w:vAlign w:val="top"/>
+          </w:tcPr>
+          <w:p>
+            <w:pPr>
+              <w:spacing w:after="0" w:before="0"/>
+            </w:pPr>
+            <w:r>
+              <w:rPr>
+                <w:sz w:val="19"/>
+                <w:szCs w:val="19"/>
+              </w:rPr>
+              <w:t xml:space="preserve">A math sentence that compares two sides with , ≤, or ≥.</w:t>
+            </w:r>
+          </w:p>
+        </w:tc>
+        <w:tc>
+          <w:tcPr>
+            <w:tcW w:type="dxa" w:w="2200"/>
+            <w:tcMar>
+              <w:top w:type="dxa" w:w="60"/>
+              <w:left w:type="dxa" w:w="100"/>
+              <w:bottom w:type="dxa" w:w="60"/>
+              <w:right w:type="dxa" w:w="100"/>
+            </w:tcMar>
+            <w:vAlign w:val="top"/>
+          </w:tcPr>
+          <w:p>
+            <w:pPr>
+              <w:spacing w:after="30" w:before="0"/>
+            </w:pPr>
+            <w:r>
+              <w:rPr>
+                <w:i/>
+                <w:iCs/>
+                <w:color w:val="5E6E7E"/>
+                <w:sz w:val="18"/>
+                <w:szCs w:val="18"/>
+              </w:rPr>
+              <w:t xml:space="preserve">Not Inequality: write a counter-example that does not fit the rule.</w:t>
+            </w:r>
+          </w:p>
+          <w:p>
+            <w:pPr>
+              <w:spacing w:after="50" w:before="0"/>
+            </w:pPr>
+            <w:r>
+              <w:rPr>
+                <w:color w:val="BBBBBB"/>
+                <w:sz w:val="18"/>
+                <w:szCs w:val="18"/>
+              </w:rPr>
+              <w:t xml:space="preserve">____________________________</w:t>
+            </w:r>
+          </w:p>
+        </w:tc>
+        <w:tc>
+          <w:tcPr>
+            <w:tcW w:type="dxa" w:w="2200"/>
+            <w:tcMar>
+              <w:top w:type="dxa" w:w="60"/>
+              <w:left w:type="dxa" w:w="100"/>
+              <w:bottom w:type="dxa" w:w="60"/>
+              <w:right w:type="dxa" w:w="100"/>
+            </w:tcMar>
+            <w:vAlign w:val="top"/>
+          </w:tcPr>
+          <w:p>
+            <w:pPr>
+              <w:spacing w:after="0" w:before="0"/>
+            </w:pPr>
+            <w:r>
+              <w:rPr>
+                <w:i/>
+                <w:iCs/>
+                <w:color w:val="5E6E7E"/>
+                <w:sz w:val="18"/>
+                <w:szCs w:val="18"/>
+              </w:rPr>
+              <w:t xml:space="preserve">x + 5 &gt; 12 — many answers: x = 8, 9, 10, ...</w:t>
+            </w:r>
+          </w:p>
+        </w:tc>
+      </w:tr>
+      <w:tr>
+        <w:trPr>
+          <w:cantSplit/>
+        </w:trPr>
+        <w:tc>
+          <w:tcPr>
+            <w:tcW w:type="dxa" w:w="1800"/>
+            <w:tcMar>
+              <w:top w:type="dxa" w:w="60"/>
+              <w:left w:type="dxa" w:w="100"/>
+              <w:bottom w:type="dxa" w:w="60"/>
+              <w:right w:type="dxa" w:w="100"/>
+            </w:tcMar>
+            <w:vAlign w:val="top"/>
+          </w:tcPr>
+          <w:p>
+            <w:pPr>
+              <w:spacing w:after="20" w:before="0"/>
+            </w:pPr>
+            <w:r>
+              <w:rPr>
+                <w:b/>
+                <w:bCs/>
+                <w:color w:val="0F2B3C"/>
+                <w:sz w:val="20"/>
+                <w:szCs w:val="20"/>
+              </w:rPr>
+              <w:t xml:space="preserve">Reasonableness</w:t>
+            </w:r>
+          </w:p>
+          <w:p>
+            <w:pPr>
+              <w:spacing w:after="0" w:before="0"/>
+            </w:pPr>
+            <w:r>
+              <w:rPr>
+                <w:i/>
+                <w:iCs/>
+                <w:color w:val="5E6E7E"/>
+                <w:sz w:val="18"/>
+                <w:szCs w:val="18"/>
+              </w:rPr>
+              <w:t xml:space="preserve">Razonabilidad</w:t>
+            </w:r>
+          </w:p>
+        </w:tc>
+        <w:tc>
+          <w:tcPr>
+            <w:tcW w:type="dxa" w:w="3160"/>
+            <w:tcMar>
+              <w:top w:type="dxa" w:w="60"/>
+              <w:left w:type="dxa" w:w="100"/>
+              <w:bottom w:type="dxa" w:w="60"/>
+              <w:right w:type="dxa" w:w="100"/>
+            </w:tcMar>
+            <w:vAlign w:val="top"/>
+          </w:tcPr>
+          <w:p>
+            <w:pPr>
+              <w:spacing w:after="0" w:before="0"/>
+            </w:pPr>
+            <w:r>
+              <w:rPr>
+                <w:sz w:val="19"/>
+                <w:szCs w:val="19"/>
+              </w:rPr>
+              <w:t xml:space="preserve">Checking if your answer makes sense.</w:t>
+            </w:r>
+          </w:p>
+        </w:tc>
+        <w:tc>
+          <w:tcPr>
+            <w:tcW w:type="dxa" w:w="2200"/>
+            <w:tcMar>
+              <w:top w:type="dxa" w:w="60"/>
+              <w:left w:type="dxa" w:w="100"/>
+              <w:bottom w:type="dxa" w:w="60"/>
+              <w:right w:type="dxa" w:w="100"/>
+            </w:tcMar>
+            <w:vAlign w:val="top"/>
+          </w:tcPr>
+          <w:p>
+            <w:pPr>
+              <w:spacing w:after="30" w:before="0"/>
+            </w:pPr>
+            <w:r>
+              <w:rPr>
+                <w:i/>
+                <w:iCs/>
+                <w:color w:val="5E6E7E"/>
+                <w:sz w:val="18"/>
+                <w:szCs w:val="18"/>
+              </w:rPr>
+              <w:t xml:space="preserve">Not Reasonableness: write a counter-example that does not fit the rule.</w:t>
+            </w:r>
+          </w:p>
+          <w:p>
+            <w:pPr>
+              <w:spacing w:after="50" w:before="0"/>
+            </w:pPr>
+            <w:r>
+              <w:rPr>
+                <w:color w:val="BBBBBB"/>
+                <w:sz w:val="18"/>
+                <w:szCs w:val="18"/>
+              </w:rPr>
+              <w:t xml:space="preserve">____________________________</w:t>
+            </w:r>
+          </w:p>
+        </w:tc>
+        <w:tc>
+          <w:tcPr>
+            <w:tcW w:type="dxa" w:w="2200"/>
+            <w:tcMar>
+              <w:top w:type="dxa" w:w="60"/>
+              <w:left w:type="dxa" w:w="100"/>
+              <w:bottom w:type="dxa" w:w="60"/>
+              <w:right w:type="dxa" w:w="100"/>
+            </w:tcMar>
+            <w:vAlign w:val="top"/>
+          </w:tcPr>
+          <w:p>
+            <w:pPr>
+              <w:spacing w:after="0" w:before="0"/>
+            </w:pPr>
+            <w:r>
+              <w:rPr>
+                <w:i/>
+                <w:iCs/>
+                <w:color w:val="5E6E7E"/>
+                <w:sz w:val="18"/>
+                <w:szCs w:val="18"/>
+              </w:rPr>
+              <w:t xml:space="preserve">If the problem asks for a number of people and you get x = −3, that is NOT reasonable</w:t>
+            </w:r>
+          </w:p>
+        </w:tc>
+      </w:tr>
+      <w:tr>
+        <w:trPr>
+          <w:cantSplit/>
+        </w:trPr>
+        <w:tc>
+          <w:tcPr>
+            <w:tcW w:type="dxa" w:w="1800"/>
+            <w:tcMar>
+              <w:top w:type="dxa" w:w="60"/>
+              <w:left w:type="dxa" w:w="100"/>
+              <w:bottom w:type="dxa" w:w="60"/>
+              <w:right w:type="dxa" w:w="100"/>
+            </w:tcMar>
+            <w:vAlign w:val="top"/>
+          </w:tcPr>
+          <w:p>
+            <w:pPr>
+              <w:spacing w:after="20" w:before="0"/>
+            </w:pPr>
+            <w:r>
+              <w:rPr>
+                <w:b/>
+                <w:bCs/>
+                <w:color w:val="0F2B3C"/>
+                <w:sz w:val="20"/>
+                <w:szCs w:val="20"/>
+              </w:rPr>
+              <w:t xml:space="preserve">Variable</w:t>
+            </w:r>
+          </w:p>
+          <w:p>
+            <w:pPr>
+              <w:spacing w:after="0" w:before="0"/>
+            </w:pPr>
+            <w:r>
+              <w:rPr>
+                <w:i/>
+                <w:iCs/>
+                <w:color w:val="5E6E7E"/>
+                <w:sz w:val="18"/>
+                <w:szCs w:val="18"/>
+              </w:rPr>
+              <w:t xml:space="preserve">Variable</w:t>
+            </w:r>
+          </w:p>
+        </w:tc>
+        <w:tc>
+          <w:tcPr>
+            <w:tcW w:type="dxa" w:w="3160"/>
+            <w:tcMar>
+              <w:top w:type="dxa" w:w="60"/>
+              <w:left w:type="dxa" w:w="100"/>
+              <w:bottom w:type="dxa" w:w="60"/>
+              <w:right w:type="dxa" w:w="100"/>
+            </w:tcMar>
+            <w:vAlign w:val="top"/>
+          </w:tcPr>
+          <w:p>
+            <w:pPr>
+              <w:spacing w:after="0" w:before="0"/>
+            </w:pPr>
+            <w:r>
+              <w:rPr>
+                <w:sz w:val="19"/>
+                <w:szCs w:val="19"/>
+              </w:rPr>
+              <w:t xml:space="preserve">A letter that stands for a number that is unknown or can change.</w:t>
+            </w:r>
+          </w:p>
+        </w:tc>
+        <w:tc>
+          <w:tcPr>
+            <w:tcW w:type="dxa" w:w="2200"/>
+            <w:tcMar>
+              <w:top w:type="dxa" w:w="60"/>
+              <w:left w:type="dxa" w:w="100"/>
+              <w:bottom w:type="dxa" w:w="60"/>
+              <w:right w:type="dxa" w:w="100"/>
+            </w:tcMar>
+            <w:vAlign w:val="top"/>
+          </w:tcPr>
+          <w:p>
+            <w:pPr>
+              <w:spacing w:after="30" w:before="0"/>
+            </w:pPr>
+            <w:r>
+              <w:rPr>
+                <w:i/>
+                <w:iCs/>
+                <w:color w:val="5E6E7E"/>
+                <w:sz w:val="18"/>
+                <w:szCs w:val="18"/>
+              </w:rPr>
+              <w:t xml:space="preserve">Not Variable: write a counter-example that does not fit the rule.</w:t>
+            </w:r>
+          </w:p>
+          <w:p>
+            <w:pPr>
+              <w:spacing w:after="50" w:before="0"/>
+            </w:pPr>
+            <w:r>
+              <w:rPr>
+                <w:color w:val="BBBBBB"/>
+                <w:sz w:val="18"/>
+                <w:szCs w:val="18"/>
+              </w:rPr>
+              <w:t xml:space="preserve">____________________________</w:t>
+            </w:r>
+          </w:p>
+        </w:tc>
+        <w:tc>
+          <w:tcPr>
+            <w:tcW w:type="dxa" w:w="2200"/>
+            <w:tcMar>
+              <w:top w:type="dxa" w:w="60"/>
+              <w:left w:type="dxa" w:w="100"/>
+              <w:bottom w:type="dxa" w:w="60"/>
+              <w:right w:type="dxa" w:w="100"/>
+            </w:tcMar>
+            <w:vAlign w:val="top"/>
+          </w:tcPr>
+          <w:p>
+            <w:pPr>
+              <w:spacing w:after="0" w:before="0"/>
+            </w:pPr>
+            <w:r>
+              <w:rPr>
+                <w:i/>
+                <w:iCs/>
+                <w:color w:val="5E6E7E"/>
+                <w:sz w:val="18"/>
+                <w:szCs w:val="18"/>
+              </w:rPr>
+              <w:t xml:space="preserve">“5 less than a number is 12” becomes x − 5 = 12, where x is the variable.</w:t>
+            </w:r>
+          </w:p>
+        </w:tc>
+      </w:tr>
+      <w:tr>
+        <w:trPr>
+          <w:cantSplit/>
+        </w:trPr>
+        <w:tc>
+          <w:tcPr>
+            <w:tcW w:type="dxa" w:w="1800"/>
+            <w:tcMar>
+              <w:top w:type="dxa" w:w="60"/>
+              <w:left w:type="dxa" w:w="100"/>
+              <w:bottom w:type="dxa" w:w="60"/>
+              <w:right w:type="dxa" w:w="100"/>
+            </w:tcMar>
+            <w:vAlign w:val="top"/>
+          </w:tcPr>
+          <w:p>
+            <w:pPr>
+              <w:spacing w:after="20" w:before="0"/>
+            </w:pPr>
+            <w:r>
+              <w:rPr>
+                <w:b/>
+                <w:bCs/>
+                <w:color w:val="0F2B3C"/>
+                <w:sz w:val="20"/>
+                <w:szCs w:val="20"/>
+              </w:rPr>
+              <w:t xml:space="preserve">Constraint</w:t>
+            </w:r>
+          </w:p>
+          <w:p>
+            <w:pPr>
+              <w:spacing w:after="0" w:before="0"/>
+            </w:pPr>
+            <w:r>
+              <w:rPr>
+                <w:i/>
+                <w:iCs/>
+                <w:color w:val="5E6E7E"/>
+                <w:sz w:val="18"/>
+                <w:szCs w:val="18"/>
+              </w:rPr>
+              <w:t xml:space="preserve">Restricción</w:t>
+            </w:r>
+          </w:p>
+        </w:tc>
+        <w:tc>
+          <w:tcPr>
+            <w:tcW w:type="dxa" w:w="3160"/>
+            <w:tcMar>
+              <w:top w:type="dxa" w:w="60"/>
+              <w:left w:type="dxa" w:w="100"/>
+              <w:bottom w:type="dxa" w:w="60"/>
+              <w:right w:type="dxa" w:w="100"/>
+            </w:tcMar>
+            <w:vAlign w:val="top"/>
+          </w:tcPr>
+          <w:p>
+            <w:pPr>
+              <w:spacing w:after="0" w:before="0"/>
+            </w:pPr>
+            <w:r>
+              <w:rPr>
+                <w:sz w:val="19"/>
+                <w:szCs w:val="19"/>
+              </w:rPr>
+              <w:t xml:space="preserve">A limit in a problem that tells what values are allowed.</w:t>
+            </w:r>
+          </w:p>
+        </w:tc>
+        <w:tc>
+          <w:tcPr>
+            <w:tcW w:type="dxa" w:w="2200"/>
+            <w:tcMar>
+              <w:top w:type="dxa" w:w="60"/>
+              <w:left w:type="dxa" w:w="100"/>
+              <w:bottom w:type="dxa" w:w="60"/>
+              <w:right w:type="dxa" w:w="100"/>
+            </w:tcMar>
+            <w:vAlign w:val="top"/>
+          </w:tcPr>
+          <w:p>
+            <w:pPr>
+              <w:spacing w:after="30" w:before="0"/>
+            </w:pPr>
+            <w:r>
+              <w:rPr>
+                <w:i/>
+                <w:iCs/>
+                <w:color w:val="5E6E7E"/>
+                <w:sz w:val="18"/>
+                <w:szCs w:val="18"/>
+              </w:rPr>
+              <w:t xml:space="preserve">Not Constraint: write a counter-example that does not fit the rule.</w:t>
+            </w:r>
+          </w:p>
+          <w:p>
+            <w:pPr>
+              <w:spacing w:after="50" w:before="0"/>
+            </w:pPr>
+            <w:r>
+              <w:rPr>
+                <w:color w:val="BBBBBB"/>
+                <w:sz w:val="18"/>
+                <w:szCs w:val="18"/>
+              </w:rPr>
+              <w:t xml:space="preserve">____________________________</w:t>
+            </w:r>
+          </w:p>
+        </w:tc>
+        <w:tc>
+          <w:tcPr>
+            <w:tcW w:type="dxa" w:w="2200"/>
+            <w:tcMar>
+              <w:top w:type="dxa" w:w="60"/>
+              <w:left w:type="dxa" w:w="100"/>
+              <w:bottom w:type="dxa" w:w="60"/>
+              <w:right w:type="dxa" w:w="100"/>
+            </w:tcMar>
+            <w:vAlign w:val="top"/>
+          </w:tcPr>
+          <w:p>
+            <w:pPr>
+              <w:spacing w:after="0" w:before="0"/>
+            </w:pPr>
+            <w:r>
+              <w:rPr>
+                <w:i/>
+                <w:iCs/>
+                <w:color w:val="5E6E7E"/>
+                <w:sz w:val="18"/>
+                <w:szCs w:val="18"/>
+              </w:rPr>
+              <w:t xml:space="preserve">“You can spend at most $20” is a constraint: cost ≤ 20.</w:t>
+            </w:r>
+          </w:p>
+        </w:tc>
+      </w:tr>
+    </w:tbl>
+    <w:p>
+      <w:pPr>
+        <w:spacing w:after="120" w:before="140"/>
       </w:pPr>
       <w:r>
         <w:rPr>
@@ -127,86 +1241,935 @@
         <w:t xml:space="preserve">One small step at a time.</w:t>
       </w:r>
     </w:p>
-    <w:p>
-      <w:pPr>
-        <w:spacing w:after="40" w:before="0"/>
-      </w:pPr>
-      <w:r>
-        <w:rPr>
-          <w:sz w:val="22"/>
-          <w:szCs w:val="22"/>
-        </w:rPr>
-        <w:t xml:space="preserve">1.  A number plus 2 is 7. What is the number?</w:t>
-      </w:r>
-    </w:p>
-    <w:p>
-      <w:pPr>
-        <w:spacing w:after="80" w:before="0"/>
-      </w:pPr>
-      <w:r>
-        <w:rPr>
-          <w:color w:val="BBBBBB"/>
-        </w:rPr>
-        <w:t xml:space="preserve">____________________________________________________</w:t>
-      </w:r>
-    </w:p>
-    <w:p>
-      <w:pPr>
-        <w:spacing w:after="40" w:before="0"/>
-      </w:pPr>
-      <w:r>
-        <w:rPr>
-          <w:sz w:val="22"/>
-          <w:szCs w:val="22"/>
-        </w:rPr>
-        <w:t xml:space="preserve">2.  3 groups of a number make 12. What is the number?</w:t>
-      </w:r>
-    </w:p>
-    <w:p>
-      <w:pPr>
-        <w:spacing w:after="80" w:before="0"/>
-      </w:pPr>
-      <w:r>
-        <w:rPr>
-          <w:color w:val="BBBBBB"/>
-        </w:rPr>
-        <w:t xml:space="preserve">____________________________________________________</w:t>
-      </w:r>
-    </w:p>
-    <w:p>
-      <w:pPr>
-        <w:spacing w:after="40" w:before="0"/>
-      </w:pPr>
-      <w:r>
-        <w:rPr>
-          <w:sz w:val="22"/>
-          <w:szCs w:val="22"/>
-        </w:rPr>
-        <w:t xml:space="preserve">3.  "More than 5" uses which symbol?</w:t>
-      </w:r>
-    </w:p>
-    <w:p>
-      <w:pPr>
-        <w:spacing w:after="40" w:before="0"/>
-      </w:pPr>
-      <w:r>
-        <w:rPr>
-          <w:color w:val="5E6E7E"/>
-          <w:sz w:val="20"/>
-          <w:szCs w:val="20"/>
-        </w:rPr>
-        <w:t xml:space="preserve">     choices: &lt;   /   &gt;</w:t>
-      </w:r>
-    </w:p>
-    <w:p>
-      <w:pPr>
-        <w:spacing w:after="80" w:before="0"/>
-      </w:pPr>
-      <w:r>
-        <w:rPr>
-          <w:color w:val="BBBBBB"/>
-        </w:rPr>
-        <w:t xml:space="preserve">____________________________________________________</w:t>
+    <w:tbl>
+      <w:tblPr>
+        <w:tblW w:type="dxa" w:w="9360"/>
+        <w:tblBorders>
+          <w:top w:val="single" w:color="C7D2DD" w:sz="6"/>
+          <w:left w:val="single" w:color="C7D2DD" w:sz="6"/>
+          <w:bottom w:val="single" w:color="C7D2DD" w:sz="6"/>
+          <w:right w:val="single" w:color="C7D2DD" w:sz="6"/>
+          <w:insideH w:val="single" w:color="C7D2DD" w:sz="6"/>
+          <w:insideV w:val="single" w:color="C7D2DD" w:sz="6"/>
+        </w:tblBorders>
+      </w:tblPr>
+      <w:tblGrid>
+        <w:gridCol w:w="2800"/>
+        <w:gridCol w:w="3560"/>
+        <w:gridCol w:w="3000"/>
+      </w:tblGrid>
+      <w:tr>
+        <w:trPr>
+          <w:cantSplit/>
+          <w:tblHeader/>
+        </w:trPr>
+        <w:tc>
+          <w:tcPr>
+            <w:tcW w:type="dxa" w:w="2800"/>
+            <w:shd w:fill="EEF4F8" w:color="auto" w:val="clear"/>
+            <w:tcMar>
+              <w:top w:type="dxa" w:w="60"/>
+              <w:left w:type="dxa" w:w="100"/>
+              <w:bottom w:type="dxa" w:w="60"/>
+              <w:right w:type="dxa" w:w="100"/>
+            </w:tcMar>
+          </w:tcPr>
+          <w:p>
+            <w:pPr>
+              <w:spacing w:after="0" w:before="0"/>
+            </w:pPr>
+            <w:r>
+              <w:rPr>
+                <w:b/>
+                <w:bCs/>
+                <w:color w:val="0F2B3C"/>
+                <w:sz w:val="16"/>
+                <w:szCs w:val="16"/>
+              </w:rPr>
+              <w:t xml:space="preserve">CORE PROBLEM / GIVEN REPRESENTATION</w:t>
+            </w:r>
+          </w:p>
+        </w:tc>
+        <w:tc>
+          <w:tcPr>
+            <w:tcW w:type="dxa" w:w="3560"/>
+            <w:shd w:fill="EEF4F8" w:color="auto" w:val="clear"/>
+            <w:tcMar>
+              <w:top w:type="dxa" w:w="60"/>
+              <w:left w:type="dxa" w:w="100"/>
+              <w:bottom w:type="dxa" w:w="60"/>
+              <w:right w:type="dxa" w:w="100"/>
+            </w:tcMar>
+          </w:tcPr>
+          <w:p>
+            <w:pPr>
+              <w:spacing w:after="0" w:before="0"/>
+            </w:pPr>
+            <w:r>
+              <w:rPr>
+                <w:b/>
+                <w:bCs/>
+                <w:color w:val="0F2B3C"/>
+                <w:sz w:val="16"/>
+                <w:szCs w:val="16"/>
+              </w:rPr>
+              <w:t xml:space="preserve">WORKING SPACE / CALCULATION STEPS</w:t>
+            </w:r>
+          </w:p>
+        </w:tc>
+        <w:tc>
+          <w:tcPr>
+            <w:tcW w:type="dxa" w:w="3000"/>
+            <w:shd w:fill="FBF3E2" w:color="auto" w:val="clear"/>
+            <w:tcMar>
+              <w:top w:type="dxa" w:w="60"/>
+              <w:left w:type="dxa" w:w="100"/>
+              <w:bottom w:type="dxa" w:w="60"/>
+              <w:right w:type="dxa" w:w="100"/>
+            </w:tcMar>
+          </w:tcPr>
+          <w:p>
+            <w:pPr>
+              <w:spacing w:after="0" w:before="0"/>
+            </w:pPr>
+            <w:r>
+              <w:rPr>
+                <w:b/>
+                <w:bCs/>
+                <w:color w:val="7A5400"/>
+                <w:sz w:val="16"/>
+                <w:szCs w:val="16"/>
+              </w:rPr>
+              <w:t xml:space="preserve">EXPLAIN YOUR REASONING</w:t>
+            </w:r>
+          </w:p>
+        </w:tc>
+      </w:tr>
+      <w:tr>
+        <w:trPr>
+          <w:cantSplit/>
+        </w:trPr>
+        <w:tc>
+          <w:tcPr>
+            <w:tcW w:type="dxa" w:w="2800"/>
+            <w:tcMar>
+              <w:top w:type="dxa" w:w="80"/>
+              <w:left w:type="dxa" w:w="100"/>
+              <w:bottom w:type="dxa" w:w="80"/>
+              <w:right w:type="dxa" w:w="100"/>
+            </w:tcMar>
+            <w:vAlign w:val="top"/>
+          </w:tcPr>
+          <w:p>
+            <w:pPr>
+              <w:spacing w:after="40" w:before="0"/>
+            </w:pPr>
+            <w:r>
+              <w:rPr>
+                <w:b/>
+                <w:bCs/>
+                <w:color w:val="0F2B3C"/>
+                <w:sz w:val="20"/>
+                <w:szCs w:val="20"/>
+              </w:rPr>
+              <w:t xml:space="preserve">1.  A number plus 2 is 7. What is the number?</w:t>
+            </w:r>
+          </w:p>
+        </w:tc>
+        <w:tc>
+          <w:tcPr>
+            <w:tcW w:type="dxa" w:w="3560"/>
+            <w:tcMar>
+              <w:top w:type="dxa" w:w="80"/>
+              <w:left w:type="dxa" w:w="100"/>
+              <w:bottom w:type="dxa" w:w="80"/>
+              <w:right w:type="dxa" w:w="100"/>
+            </w:tcMar>
+            <w:vAlign w:val="top"/>
+          </w:tcPr>
+          <w:p>
+            <w:pPr>
+              <w:spacing w:after="50" w:before="0"/>
+            </w:pPr>
+            <w:r>
+              <w:rPr>
+                <w:color w:val="BBBBBB"/>
+                <w:sz w:val="18"/>
+                <w:szCs w:val="18"/>
+              </w:rPr>
+              <w:t xml:space="preserve">____________________________</w:t>
+            </w:r>
+          </w:p>
+          <w:p>
+            <w:pPr>
+              <w:spacing w:after="50" w:before="0"/>
+            </w:pPr>
+            <w:r>
+              <w:rPr>
+                <w:color w:val="BBBBBB"/>
+                <w:sz w:val="18"/>
+                <w:szCs w:val="18"/>
+              </w:rPr>
+              <w:t xml:space="preserve">____________________________</w:t>
+            </w:r>
+          </w:p>
+          <w:p>
+            <w:pPr>
+              <w:spacing w:after="50" w:before="0"/>
+            </w:pPr>
+            <w:r>
+              <w:rPr>
+                <w:color w:val="BBBBBB"/>
+                <w:sz w:val="18"/>
+                <w:szCs w:val="18"/>
+              </w:rPr>
+              <w:t xml:space="preserve">____________________________</w:t>
+            </w:r>
+          </w:p>
+          <w:p>
+            <w:pPr>
+              <w:spacing w:after="50" w:before="0"/>
+            </w:pPr>
+            <w:r>
+              <w:rPr>
+                <w:color w:val="BBBBBB"/>
+                <w:sz w:val="18"/>
+                <w:szCs w:val="18"/>
+              </w:rPr>
+              <w:t xml:space="preserve">____________________________</w:t>
+            </w:r>
+          </w:p>
+        </w:tc>
+        <w:tc>
+          <w:tcPr>
+            <w:tcW w:type="dxa" w:w="3000"/>
+            <w:shd w:fill="FBF3E2" w:color="auto" w:val="clear"/>
+            <w:tcMar>
+              <w:top w:type="dxa" w:w="80"/>
+              <w:left w:type="dxa" w:w="100"/>
+              <w:bottom w:type="dxa" w:w="80"/>
+              <w:right w:type="dxa" w:w="100"/>
+            </w:tcMar>
+            <w:vAlign w:val="top"/>
+          </w:tcPr>
+          <w:p>
+            <w:pPr>
+              <w:spacing w:after="30" w:before="0"/>
+            </w:pPr>
+            <w:r>
+              <w:rPr>
+                <w:b/>
+                <w:bCs/>
+                <w:color w:val="0F2B3C"/>
+                <w:sz w:val="18"/>
+                <w:szCs w:val="18"/>
+              </w:rPr>
+              <w:t xml:space="preserve">Because... ________________</w:t>
+            </w:r>
+          </w:p>
+          <w:p>
+            <w:pPr>
+              <w:spacing w:after="50" w:before="0"/>
+            </w:pPr>
+            <w:r>
+              <w:rPr>
+                <w:color w:val="BBBBBB"/>
+                <w:sz w:val="18"/>
+                <w:szCs w:val="18"/>
+              </w:rPr>
+              <w:t xml:space="preserve">____________________________</w:t>
+            </w:r>
+          </w:p>
+          <w:p>
+            <w:pPr>
+              <w:spacing w:after="30" w:before="40"/>
+            </w:pPr>
+            <w:r>
+              <w:rPr>
+                <w:b/>
+                <w:bCs/>
+                <w:color w:val="1A6FB5"/>
+                <w:sz w:val="18"/>
+                <w:szCs w:val="18"/>
+              </w:rPr>
+              <w:t xml:space="preserve">Although... _______________</w:t>
+            </w:r>
+          </w:p>
+          <w:p>
+            <w:pPr>
+              <w:spacing w:after="50" w:before="0"/>
+            </w:pPr>
+            <w:r>
+              <w:rPr>
+                <w:color w:val="BBBBBB"/>
+                <w:sz w:val="18"/>
+                <w:szCs w:val="18"/>
+              </w:rPr>
+              <w:t xml:space="preserve">____________________________</w:t>
+            </w:r>
+          </w:p>
+          <w:p>
+            <w:pPr>
+              <w:spacing w:after="30" w:before="40"/>
+            </w:pPr>
+            <w:r>
+              <w:rPr>
+                <w:b/>
+                <w:bCs/>
+                <w:color w:val="7A5400"/>
+                <w:sz w:val="18"/>
+                <w:szCs w:val="18"/>
+              </w:rPr>
+              <w:t xml:space="preserve">Therefore... ______________</w:t>
+            </w:r>
+          </w:p>
+          <w:p>
+            <w:pPr>
+              <w:spacing w:after="50" w:before="0"/>
+            </w:pPr>
+            <w:r>
+              <w:rPr>
+                <w:color w:val="BBBBBB"/>
+                <w:sz w:val="18"/>
+                <w:szCs w:val="18"/>
+              </w:rPr>
+              <w:t xml:space="preserve">____________________________</w:t>
+            </w:r>
+          </w:p>
+        </w:tc>
+      </w:tr>
+    </w:tbl>
+    <w:p>
+      <w:pPr>
+        <w:spacing w:after="60" w:before="0"/>
+      </w:pPr>
+      <w:r>
+        <w:t xml:space="preserve"/>
+      </w:r>
+    </w:p>
+    <w:tbl>
+      <w:tblPr>
+        <w:tblW w:type="dxa" w:w="9360"/>
+        <w:tblBorders>
+          <w:top w:val="single" w:color="C7D2DD" w:sz="6"/>
+          <w:left w:val="single" w:color="C7D2DD" w:sz="6"/>
+          <w:bottom w:val="single" w:color="C7D2DD" w:sz="6"/>
+          <w:right w:val="single" w:color="C7D2DD" w:sz="6"/>
+          <w:insideH w:val="single" w:color="C7D2DD" w:sz="6"/>
+          <w:insideV w:val="single" w:color="C7D2DD" w:sz="6"/>
+        </w:tblBorders>
+      </w:tblPr>
+      <w:tblGrid>
+        <w:gridCol w:w="2800"/>
+        <w:gridCol w:w="3560"/>
+        <w:gridCol w:w="3000"/>
+      </w:tblGrid>
+      <w:tr>
+        <w:trPr>
+          <w:cantSplit/>
+          <w:tblHeader/>
+        </w:trPr>
+        <w:tc>
+          <w:tcPr>
+            <w:tcW w:type="dxa" w:w="2800"/>
+            <w:shd w:fill="EEF4F8" w:color="auto" w:val="clear"/>
+            <w:tcMar>
+              <w:top w:type="dxa" w:w="60"/>
+              <w:left w:type="dxa" w:w="100"/>
+              <w:bottom w:type="dxa" w:w="60"/>
+              <w:right w:type="dxa" w:w="100"/>
+            </w:tcMar>
+          </w:tcPr>
+          <w:p>
+            <w:pPr>
+              <w:spacing w:after="0" w:before="0"/>
+            </w:pPr>
+            <w:r>
+              <w:rPr>
+                <w:b/>
+                <w:bCs/>
+                <w:color w:val="0F2B3C"/>
+                <w:sz w:val="16"/>
+                <w:szCs w:val="16"/>
+              </w:rPr>
+              <w:t xml:space="preserve">CORE PROBLEM / GIVEN REPRESENTATION</w:t>
+            </w:r>
+          </w:p>
+        </w:tc>
+        <w:tc>
+          <w:tcPr>
+            <w:tcW w:type="dxa" w:w="3560"/>
+            <w:shd w:fill="EEF4F8" w:color="auto" w:val="clear"/>
+            <w:tcMar>
+              <w:top w:type="dxa" w:w="60"/>
+              <w:left w:type="dxa" w:w="100"/>
+              <w:bottom w:type="dxa" w:w="60"/>
+              <w:right w:type="dxa" w:w="100"/>
+            </w:tcMar>
+          </w:tcPr>
+          <w:p>
+            <w:pPr>
+              <w:spacing w:after="0" w:before="0"/>
+            </w:pPr>
+            <w:r>
+              <w:rPr>
+                <w:b/>
+                <w:bCs/>
+                <w:color w:val="0F2B3C"/>
+                <w:sz w:val="16"/>
+                <w:szCs w:val="16"/>
+              </w:rPr>
+              <w:t xml:space="preserve">WORKING SPACE / CALCULATION STEPS</w:t>
+            </w:r>
+          </w:p>
+        </w:tc>
+        <w:tc>
+          <w:tcPr>
+            <w:tcW w:type="dxa" w:w="3000"/>
+            <w:shd w:fill="FBF3E2" w:color="auto" w:val="clear"/>
+            <w:tcMar>
+              <w:top w:type="dxa" w:w="60"/>
+              <w:left w:type="dxa" w:w="100"/>
+              <w:bottom w:type="dxa" w:w="60"/>
+              <w:right w:type="dxa" w:w="100"/>
+            </w:tcMar>
+          </w:tcPr>
+          <w:p>
+            <w:pPr>
+              <w:spacing w:after="0" w:before="0"/>
+            </w:pPr>
+            <w:r>
+              <w:rPr>
+                <w:b/>
+                <w:bCs/>
+                <w:color w:val="7A5400"/>
+                <w:sz w:val="16"/>
+                <w:szCs w:val="16"/>
+              </w:rPr>
+              <w:t xml:space="preserve">EXPLAIN YOUR REASONING</w:t>
+            </w:r>
+          </w:p>
+        </w:tc>
+      </w:tr>
+      <w:tr>
+        <w:trPr>
+          <w:cantSplit/>
+        </w:trPr>
+        <w:tc>
+          <w:tcPr>
+            <w:tcW w:type="dxa" w:w="2800"/>
+            <w:tcMar>
+              <w:top w:type="dxa" w:w="80"/>
+              <w:left w:type="dxa" w:w="100"/>
+              <w:bottom w:type="dxa" w:w="80"/>
+              <w:right w:type="dxa" w:w="100"/>
+            </w:tcMar>
+            <w:vAlign w:val="top"/>
+          </w:tcPr>
+          <w:p>
+            <w:pPr>
+              <w:spacing w:after="40" w:before="0"/>
+            </w:pPr>
+            <w:r>
+              <w:rPr>
+                <w:b/>
+                <w:bCs/>
+                <w:color w:val="0F2B3C"/>
+                <w:sz w:val="20"/>
+                <w:szCs w:val="20"/>
+              </w:rPr>
+              <w:t xml:space="preserve">2.  3 groups of a number make 12. What is the number?</w:t>
+            </w:r>
+          </w:p>
+        </w:tc>
+        <w:tc>
+          <w:tcPr>
+            <w:tcW w:type="dxa" w:w="3560"/>
+            <w:tcMar>
+              <w:top w:type="dxa" w:w="80"/>
+              <w:left w:type="dxa" w:w="100"/>
+              <w:bottom w:type="dxa" w:w="80"/>
+              <w:right w:type="dxa" w:w="100"/>
+            </w:tcMar>
+            <w:vAlign w:val="top"/>
+          </w:tcPr>
+          <w:p>
+            <w:pPr>
+              <w:spacing w:after="50" w:before="0"/>
+            </w:pPr>
+            <w:r>
+              <w:rPr>
+                <w:color w:val="BBBBBB"/>
+                <w:sz w:val="18"/>
+                <w:szCs w:val="18"/>
+              </w:rPr>
+              <w:t xml:space="preserve">____________________________</w:t>
+            </w:r>
+          </w:p>
+          <w:p>
+            <w:pPr>
+              <w:spacing w:after="50" w:before="0"/>
+            </w:pPr>
+            <w:r>
+              <w:rPr>
+                <w:color w:val="BBBBBB"/>
+                <w:sz w:val="18"/>
+                <w:szCs w:val="18"/>
+              </w:rPr>
+              <w:t xml:space="preserve">____________________________</w:t>
+            </w:r>
+          </w:p>
+          <w:p>
+            <w:pPr>
+              <w:spacing w:after="50" w:before="0"/>
+            </w:pPr>
+            <w:r>
+              <w:rPr>
+                <w:color w:val="BBBBBB"/>
+                <w:sz w:val="18"/>
+                <w:szCs w:val="18"/>
+              </w:rPr>
+              <w:t xml:space="preserve">____________________________</w:t>
+            </w:r>
+          </w:p>
+          <w:p>
+            <w:pPr>
+              <w:spacing w:after="50" w:before="0"/>
+            </w:pPr>
+            <w:r>
+              <w:rPr>
+                <w:color w:val="BBBBBB"/>
+                <w:sz w:val="18"/>
+                <w:szCs w:val="18"/>
+              </w:rPr>
+              <w:t xml:space="preserve">____________________________</w:t>
+            </w:r>
+          </w:p>
+        </w:tc>
+        <w:tc>
+          <w:tcPr>
+            <w:tcW w:type="dxa" w:w="3000"/>
+            <w:shd w:fill="FBF3E2" w:color="auto" w:val="clear"/>
+            <w:tcMar>
+              <w:top w:type="dxa" w:w="80"/>
+              <w:left w:type="dxa" w:w="100"/>
+              <w:bottom w:type="dxa" w:w="80"/>
+              <w:right w:type="dxa" w:w="100"/>
+            </w:tcMar>
+            <w:vAlign w:val="top"/>
+          </w:tcPr>
+          <w:p>
+            <w:pPr>
+              <w:spacing w:after="30" w:before="0"/>
+            </w:pPr>
+            <w:r>
+              <w:rPr>
+                <w:b/>
+                <w:bCs/>
+                <w:color w:val="0F2B3C"/>
+                <w:sz w:val="18"/>
+                <w:szCs w:val="18"/>
+              </w:rPr>
+              <w:t xml:space="preserve">Because... ________________</w:t>
+            </w:r>
+          </w:p>
+          <w:p>
+            <w:pPr>
+              <w:spacing w:after="50" w:before="0"/>
+            </w:pPr>
+            <w:r>
+              <w:rPr>
+                <w:color w:val="BBBBBB"/>
+                <w:sz w:val="18"/>
+                <w:szCs w:val="18"/>
+              </w:rPr>
+              <w:t xml:space="preserve">____________________________</w:t>
+            </w:r>
+          </w:p>
+          <w:p>
+            <w:pPr>
+              <w:spacing w:after="30" w:before="40"/>
+            </w:pPr>
+            <w:r>
+              <w:rPr>
+                <w:b/>
+                <w:bCs/>
+                <w:color w:val="1A6FB5"/>
+                <w:sz w:val="18"/>
+                <w:szCs w:val="18"/>
+              </w:rPr>
+              <w:t xml:space="preserve">Although... _______________</w:t>
+            </w:r>
+          </w:p>
+          <w:p>
+            <w:pPr>
+              <w:spacing w:after="50" w:before="0"/>
+            </w:pPr>
+            <w:r>
+              <w:rPr>
+                <w:color w:val="BBBBBB"/>
+                <w:sz w:val="18"/>
+                <w:szCs w:val="18"/>
+              </w:rPr>
+              <w:t xml:space="preserve">____________________________</w:t>
+            </w:r>
+          </w:p>
+          <w:p>
+            <w:pPr>
+              <w:spacing w:after="30" w:before="40"/>
+            </w:pPr>
+            <w:r>
+              <w:rPr>
+                <w:b/>
+                <w:bCs/>
+                <w:color w:val="7A5400"/>
+                <w:sz w:val="18"/>
+                <w:szCs w:val="18"/>
+              </w:rPr>
+              <w:t xml:space="preserve">Therefore... ______________</w:t>
+            </w:r>
+          </w:p>
+          <w:p>
+            <w:pPr>
+              <w:spacing w:after="50" w:before="0"/>
+            </w:pPr>
+            <w:r>
+              <w:rPr>
+                <w:color w:val="BBBBBB"/>
+                <w:sz w:val="18"/>
+                <w:szCs w:val="18"/>
+              </w:rPr>
+              <w:t xml:space="preserve">____________________________</w:t>
+            </w:r>
+          </w:p>
+        </w:tc>
+      </w:tr>
+    </w:tbl>
+    <w:p>
+      <w:pPr>
+        <w:spacing w:after="60" w:before="0"/>
+      </w:pPr>
+      <w:r>
+        <w:t xml:space="preserve"/>
+      </w:r>
+    </w:p>
+    <w:tbl>
+      <w:tblPr>
+        <w:tblW w:type="dxa" w:w="9360"/>
+        <w:tblBorders>
+          <w:top w:val="single" w:color="C7D2DD" w:sz="6"/>
+          <w:left w:val="single" w:color="C7D2DD" w:sz="6"/>
+          <w:bottom w:val="single" w:color="C7D2DD" w:sz="6"/>
+          <w:right w:val="single" w:color="C7D2DD" w:sz="6"/>
+          <w:insideH w:val="single" w:color="C7D2DD" w:sz="6"/>
+          <w:insideV w:val="single" w:color="C7D2DD" w:sz="6"/>
+        </w:tblBorders>
+      </w:tblPr>
+      <w:tblGrid>
+        <w:gridCol w:w="2800"/>
+        <w:gridCol w:w="3560"/>
+        <w:gridCol w:w="3000"/>
+      </w:tblGrid>
+      <w:tr>
+        <w:trPr>
+          <w:cantSplit/>
+          <w:tblHeader/>
+        </w:trPr>
+        <w:tc>
+          <w:tcPr>
+            <w:tcW w:type="dxa" w:w="2800"/>
+            <w:shd w:fill="EEF4F8" w:color="auto" w:val="clear"/>
+            <w:tcMar>
+              <w:top w:type="dxa" w:w="60"/>
+              <w:left w:type="dxa" w:w="100"/>
+              <w:bottom w:type="dxa" w:w="60"/>
+              <w:right w:type="dxa" w:w="100"/>
+            </w:tcMar>
+          </w:tcPr>
+          <w:p>
+            <w:pPr>
+              <w:spacing w:after="0" w:before="0"/>
+            </w:pPr>
+            <w:r>
+              <w:rPr>
+                <w:b/>
+                <w:bCs/>
+                <w:color w:val="0F2B3C"/>
+                <w:sz w:val="16"/>
+                <w:szCs w:val="16"/>
+              </w:rPr>
+              <w:t xml:space="preserve">CORE PROBLEM / GIVEN REPRESENTATION</w:t>
+            </w:r>
+          </w:p>
+        </w:tc>
+        <w:tc>
+          <w:tcPr>
+            <w:tcW w:type="dxa" w:w="3560"/>
+            <w:shd w:fill="EEF4F8" w:color="auto" w:val="clear"/>
+            <w:tcMar>
+              <w:top w:type="dxa" w:w="60"/>
+              <w:left w:type="dxa" w:w="100"/>
+              <w:bottom w:type="dxa" w:w="60"/>
+              <w:right w:type="dxa" w:w="100"/>
+            </w:tcMar>
+          </w:tcPr>
+          <w:p>
+            <w:pPr>
+              <w:spacing w:after="0" w:before="0"/>
+            </w:pPr>
+            <w:r>
+              <w:rPr>
+                <w:b/>
+                <w:bCs/>
+                <w:color w:val="0F2B3C"/>
+                <w:sz w:val="16"/>
+                <w:szCs w:val="16"/>
+              </w:rPr>
+              <w:t xml:space="preserve">WORKING SPACE / CALCULATION STEPS</w:t>
+            </w:r>
+          </w:p>
+        </w:tc>
+        <w:tc>
+          <w:tcPr>
+            <w:tcW w:type="dxa" w:w="3000"/>
+            <w:shd w:fill="FBF3E2" w:color="auto" w:val="clear"/>
+            <w:tcMar>
+              <w:top w:type="dxa" w:w="60"/>
+              <w:left w:type="dxa" w:w="100"/>
+              <w:bottom w:type="dxa" w:w="60"/>
+              <w:right w:type="dxa" w:w="100"/>
+            </w:tcMar>
+          </w:tcPr>
+          <w:p>
+            <w:pPr>
+              <w:spacing w:after="0" w:before="0"/>
+            </w:pPr>
+            <w:r>
+              <w:rPr>
+                <w:b/>
+                <w:bCs/>
+                <w:color w:val="7A5400"/>
+                <w:sz w:val="16"/>
+                <w:szCs w:val="16"/>
+              </w:rPr>
+              <w:t xml:space="preserve">EXPLAIN YOUR REASONING</w:t>
+            </w:r>
+          </w:p>
+        </w:tc>
+      </w:tr>
+      <w:tr>
+        <w:trPr>
+          <w:cantSplit/>
+        </w:trPr>
+        <w:tc>
+          <w:tcPr>
+            <w:tcW w:type="dxa" w:w="2800"/>
+            <w:tcMar>
+              <w:top w:type="dxa" w:w="80"/>
+              <w:left w:type="dxa" w:w="100"/>
+              <w:bottom w:type="dxa" w:w="80"/>
+              <w:right w:type="dxa" w:w="100"/>
+            </w:tcMar>
+            <w:vAlign w:val="top"/>
+          </w:tcPr>
+          <w:p>
+            <w:pPr>
+              <w:spacing w:after="40" w:before="0"/>
+            </w:pPr>
+            <w:r>
+              <w:rPr>
+                <w:b/>
+                <w:bCs/>
+                <w:color w:val="0F2B3C"/>
+                <w:sz w:val="20"/>
+                <w:szCs w:val="20"/>
+              </w:rPr>
+              <w:t xml:space="preserve">3.  "More than 5" uses which symbol?</w:t>
+            </w:r>
+          </w:p>
+          <w:p>
+            <w:pPr>
+              <w:spacing w:after="0" w:before="0"/>
+            </w:pPr>
+            <w:r>
+              <w:rPr>
+                <w:color w:val="5E6E7E"/>
+                <w:sz w:val="18"/>
+                <w:szCs w:val="18"/>
+              </w:rPr>
+              <w:t xml:space="preserve">Choices: &lt;   /   &gt;</w:t>
+            </w:r>
+          </w:p>
+        </w:tc>
+        <w:tc>
+          <w:tcPr>
+            <w:tcW w:type="dxa" w:w="3560"/>
+            <w:tcMar>
+              <w:top w:type="dxa" w:w="80"/>
+              <w:left w:type="dxa" w:w="100"/>
+              <w:bottom w:type="dxa" w:w="80"/>
+              <w:right w:type="dxa" w:w="100"/>
+            </w:tcMar>
+            <w:vAlign w:val="top"/>
+          </w:tcPr>
+          <w:p>
+            <w:pPr>
+              <w:spacing w:after="50" w:before="0"/>
+            </w:pPr>
+            <w:r>
+              <w:rPr>
+                <w:color w:val="BBBBBB"/>
+                <w:sz w:val="18"/>
+                <w:szCs w:val="18"/>
+              </w:rPr>
+              <w:t xml:space="preserve">____________________________</w:t>
+            </w:r>
+          </w:p>
+          <w:p>
+            <w:pPr>
+              <w:spacing w:after="50" w:before="0"/>
+            </w:pPr>
+            <w:r>
+              <w:rPr>
+                <w:color w:val="BBBBBB"/>
+                <w:sz w:val="18"/>
+                <w:szCs w:val="18"/>
+              </w:rPr>
+              <w:t xml:space="preserve">____________________________</w:t>
+            </w:r>
+          </w:p>
+          <w:p>
+            <w:pPr>
+              <w:spacing w:after="50" w:before="0"/>
+            </w:pPr>
+            <w:r>
+              <w:rPr>
+                <w:color w:val="BBBBBB"/>
+                <w:sz w:val="18"/>
+                <w:szCs w:val="18"/>
+              </w:rPr>
+              <w:t xml:space="preserve">____________________________</w:t>
+            </w:r>
+          </w:p>
+          <w:p>
+            <w:pPr>
+              <w:spacing w:after="50" w:before="0"/>
+            </w:pPr>
+            <w:r>
+              <w:rPr>
+                <w:color w:val="BBBBBB"/>
+                <w:sz w:val="18"/>
+                <w:szCs w:val="18"/>
+              </w:rPr>
+              <w:t xml:space="preserve">____________________________</w:t>
+            </w:r>
+          </w:p>
+        </w:tc>
+        <w:tc>
+          <w:tcPr>
+            <w:tcW w:type="dxa" w:w="3000"/>
+            <w:shd w:fill="FBF3E2" w:color="auto" w:val="clear"/>
+            <w:tcMar>
+              <w:top w:type="dxa" w:w="80"/>
+              <w:left w:type="dxa" w:w="100"/>
+              <w:bottom w:type="dxa" w:w="80"/>
+              <w:right w:type="dxa" w:w="100"/>
+            </w:tcMar>
+            <w:vAlign w:val="top"/>
+          </w:tcPr>
+          <w:p>
+            <w:pPr>
+              <w:spacing w:after="30" w:before="0"/>
+            </w:pPr>
+            <w:r>
+              <w:rPr>
+                <w:b/>
+                <w:bCs/>
+                <w:color w:val="0F2B3C"/>
+                <w:sz w:val="18"/>
+                <w:szCs w:val="18"/>
+              </w:rPr>
+              <w:t xml:space="preserve">Because... ________________</w:t>
+            </w:r>
+          </w:p>
+          <w:p>
+            <w:pPr>
+              <w:spacing w:after="50" w:before="0"/>
+            </w:pPr>
+            <w:r>
+              <w:rPr>
+                <w:color w:val="BBBBBB"/>
+                <w:sz w:val="18"/>
+                <w:szCs w:val="18"/>
+              </w:rPr>
+              <w:t xml:space="preserve">____________________________</w:t>
+            </w:r>
+          </w:p>
+          <w:p>
+            <w:pPr>
+              <w:spacing w:after="30" w:before="40"/>
+            </w:pPr>
+            <w:r>
+              <w:rPr>
+                <w:b/>
+                <w:bCs/>
+                <w:color w:val="1A6FB5"/>
+                <w:sz w:val="18"/>
+                <w:szCs w:val="18"/>
+              </w:rPr>
+              <w:t xml:space="preserve">Although... _______________</w:t>
+            </w:r>
+          </w:p>
+          <w:p>
+            <w:pPr>
+              <w:spacing w:after="50" w:before="0"/>
+            </w:pPr>
+            <w:r>
+              <w:rPr>
+                <w:color w:val="BBBBBB"/>
+                <w:sz w:val="18"/>
+                <w:szCs w:val="18"/>
+              </w:rPr>
+              <w:t xml:space="preserve">____________________________</w:t>
+            </w:r>
+          </w:p>
+          <w:p>
+            <w:pPr>
+              <w:spacing w:after="30" w:before="40"/>
+            </w:pPr>
+            <w:r>
+              <w:rPr>
+                <w:b/>
+                <w:bCs/>
+                <w:color w:val="7A5400"/>
+                <w:sz w:val="18"/>
+                <w:szCs w:val="18"/>
+              </w:rPr>
+              <w:t xml:space="preserve">Therefore... ______________</w:t>
+            </w:r>
+          </w:p>
+          <w:p>
+            <w:pPr>
+              <w:spacing w:after="50" w:before="0"/>
+            </w:pPr>
+            <w:r>
+              <w:rPr>
+                <w:color w:val="BBBBBB"/>
+                <w:sz w:val="18"/>
+                <w:szCs w:val="18"/>
+              </w:rPr>
+              <w:t xml:space="preserve">____________________________</w:t>
+            </w:r>
+          </w:p>
+        </w:tc>
+      </w:tr>
+    </w:tbl>
+    <w:p>
+      <w:pPr>
+        <w:spacing w:after="60" w:before="0"/>
+      </w:pPr>
+      <w:r>
+        <w:t xml:space="preserve"/>
       </w:r>
     </w:p>
     <w:p>
@@ -238,63 +2201,629 @@
         <w:t xml:space="preserve">Match the story to the math, then solve.</w:t>
       </w:r>
     </w:p>
-    <w:p>
-      <w:pPr>
-        <w:spacing w:after="40" w:before="0"/>
-      </w:pPr>
-      <w:r>
-        <w:rPr>
-          <w:sz w:val="22"/>
-          <w:szCs w:val="22"/>
-        </w:rPr>
-        <w:t xml:space="preserve">1.  "Maya had some stickers and got 5 more, now she has 12." Which equation?</w:t>
-      </w:r>
-    </w:p>
-    <w:p>
-      <w:pPr>
-        <w:spacing w:after="40" w:before="0"/>
-      </w:pPr>
-      <w:r>
-        <w:rPr>
-          <w:color w:val="5E6E7E"/>
-          <w:sz w:val="20"/>
-          <w:szCs w:val="20"/>
-        </w:rPr>
-        <w:t xml:space="preserve">     choices: s + 5 = 12   /   s − 5 = 12   /   5 × s = 12</w:t>
-      </w:r>
-    </w:p>
-    <w:p>
-      <w:pPr>
-        <w:spacing w:after="80" w:before="0"/>
-      </w:pPr>
-      <w:r>
-        <w:rPr>
-          <w:color w:val="BBBBBB"/>
-        </w:rPr>
-        <w:t xml:space="preserve">____________________________________________________</w:t>
-      </w:r>
-    </w:p>
-    <w:p>
-      <w:pPr>
-        <w:spacing w:after="40" w:before="0"/>
-      </w:pPr>
-      <w:r>
-        <w:rPr>
-          <w:sz w:val="22"/>
-          <w:szCs w:val="22"/>
-        </w:rPr>
-        <w:t xml:space="preserve">2.  Solve that one: s + 5 = 12. How many did she start with?</w:t>
-      </w:r>
-    </w:p>
-    <w:p>
-      <w:pPr>
-        <w:spacing w:after="80" w:before="0"/>
-      </w:pPr>
-      <w:r>
-        <w:rPr>
-          <w:color w:val="BBBBBB"/>
-        </w:rPr>
-        <w:t xml:space="preserve">____________________________________________________</w:t>
+    <w:tbl>
+      <w:tblPr>
+        <w:tblW w:type="dxa" w:w="9360"/>
+        <w:tblBorders>
+          <w:top w:val="single" w:color="C7D2DD" w:sz="6"/>
+          <w:left w:val="single" w:color="C7D2DD" w:sz="6"/>
+          <w:bottom w:val="single" w:color="C7D2DD" w:sz="6"/>
+          <w:right w:val="single" w:color="C7D2DD" w:sz="6"/>
+          <w:insideH w:val="single" w:color="C7D2DD" w:sz="6"/>
+          <w:insideV w:val="single" w:color="C7D2DD" w:sz="6"/>
+        </w:tblBorders>
+      </w:tblPr>
+      <w:tblGrid>
+        <w:gridCol w:w="2800"/>
+        <w:gridCol w:w="3560"/>
+        <w:gridCol w:w="3000"/>
+      </w:tblGrid>
+      <w:tr>
+        <w:trPr>
+          <w:cantSplit/>
+          <w:tblHeader/>
+        </w:trPr>
+        <w:tc>
+          <w:tcPr>
+            <w:tcW w:type="dxa" w:w="2800"/>
+            <w:shd w:fill="EEF4F8" w:color="auto" w:val="clear"/>
+            <w:tcMar>
+              <w:top w:type="dxa" w:w="60"/>
+              <w:left w:type="dxa" w:w="100"/>
+              <w:bottom w:type="dxa" w:w="60"/>
+              <w:right w:type="dxa" w:w="100"/>
+            </w:tcMar>
+          </w:tcPr>
+          <w:p>
+            <w:pPr>
+              <w:spacing w:after="0" w:before="0"/>
+            </w:pPr>
+            <w:r>
+              <w:rPr>
+                <w:b/>
+                <w:bCs/>
+                <w:color w:val="0F2B3C"/>
+                <w:sz w:val="16"/>
+                <w:szCs w:val="16"/>
+              </w:rPr>
+              <w:t xml:space="preserve">CORE PROBLEM / GIVEN REPRESENTATION</w:t>
+            </w:r>
+          </w:p>
+        </w:tc>
+        <w:tc>
+          <w:tcPr>
+            <w:tcW w:type="dxa" w:w="3560"/>
+            <w:shd w:fill="EEF4F8" w:color="auto" w:val="clear"/>
+            <w:tcMar>
+              <w:top w:type="dxa" w:w="60"/>
+              <w:left w:type="dxa" w:w="100"/>
+              <w:bottom w:type="dxa" w:w="60"/>
+              <w:right w:type="dxa" w:w="100"/>
+            </w:tcMar>
+          </w:tcPr>
+          <w:p>
+            <w:pPr>
+              <w:spacing w:after="0" w:before="0"/>
+            </w:pPr>
+            <w:r>
+              <w:rPr>
+                <w:b/>
+                <w:bCs/>
+                <w:color w:val="0F2B3C"/>
+                <w:sz w:val="16"/>
+                <w:szCs w:val="16"/>
+              </w:rPr>
+              <w:t xml:space="preserve">WORKING SPACE / CALCULATION STEPS</w:t>
+            </w:r>
+          </w:p>
+        </w:tc>
+        <w:tc>
+          <w:tcPr>
+            <w:tcW w:type="dxa" w:w="3000"/>
+            <w:shd w:fill="FBF3E2" w:color="auto" w:val="clear"/>
+            <w:tcMar>
+              <w:top w:type="dxa" w:w="60"/>
+              <w:left w:type="dxa" w:w="100"/>
+              <w:bottom w:type="dxa" w:w="60"/>
+              <w:right w:type="dxa" w:w="100"/>
+            </w:tcMar>
+          </w:tcPr>
+          <w:p>
+            <w:pPr>
+              <w:spacing w:after="0" w:before="0"/>
+            </w:pPr>
+            <w:r>
+              <w:rPr>
+                <w:b/>
+                <w:bCs/>
+                <w:color w:val="7A5400"/>
+                <w:sz w:val="16"/>
+                <w:szCs w:val="16"/>
+              </w:rPr>
+              <w:t xml:space="preserve">EXPLAIN YOUR REASONING</w:t>
+            </w:r>
+          </w:p>
+        </w:tc>
+      </w:tr>
+      <w:tr>
+        <w:trPr>
+          <w:cantSplit/>
+        </w:trPr>
+        <w:tc>
+          <w:tcPr>
+            <w:tcW w:type="dxa" w:w="2800"/>
+            <w:tcMar>
+              <w:top w:type="dxa" w:w="80"/>
+              <w:left w:type="dxa" w:w="100"/>
+              <w:bottom w:type="dxa" w:w="80"/>
+              <w:right w:type="dxa" w:w="100"/>
+            </w:tcMar>
+            <w:vAlign w:val="top"/>
+          </w:tcPr>
+          <w:p>
+            <w:pPr>
+              <w:spacing w:after="40" w:before="0"/>
+            </w:pPr>
+            <w:r>
+              <w:rPr>
+                <w:b/>
+                <w:bCs/>
+                <w:color w:val="0F2B3C"/>
+                <w:sz w:val="20"/>
+                <w:szCs w:val="20"/>
+              </w:rPr>
+              <w:t xml:space="preserve">1.  "Maya had some stickers and got 5 more, now she has 12." Which equation?</w:t>
+            </w:r>
+          </w:p>
+          <w:p>
+            <w:pPr>
+              <w:spacing w:after="0" w:before="0"/>
+            </w:pPr>
+            <w:r>
+              <w:rPr>
+                <w:color w:val="5E6E7E"/>
+                <w:sz w:val="18"/>
+                <w:szCs w:val="18"/>
+              </w:rPr>
+              <w:t xml:space="preserve">Choices: s + 5 = 12   /   s − 5 = 12   /   5 × s = 12</w:t>
+            </w:r>
+          </w:p>
+        </w:tc>
+        <w:tc>
+          <w:tcPr>
+            <w:tcW w:type="dxa" w:w="3560"/>
+            <w:tcMar>
+              <w:top w:type="dxa" w:w="80"/>
+              <w:left w:type="dxa" w:w="100"/>
+              <w:bottom w:type="dxa" w:w="80"/>
+              <w:right w:type="dxa" w:w="100"/>
+            </w:tcMar>
+            <w:vAlign w:val="top"/>
+          </w:tcPr>
+          <w:p>
+            <w:pPr>
+              <w:spacing w:after="50" w:before="0"/>
+            </w:pPr>
+            <w:r>
+              <w:rPr>
+                <w:color w:val="BBBBBB"/>
+                <w:sz w:val="18"/>
+                <w:szCs w:val="18"/>
+              </w:rPr>
+              <w:t xml:space="preserve">____________________________</w:t>
+            </w:r>
+          </w:p>
+          <w:p>
+            <w:pPr>
+              <w:spacing w:after="50" w:before="0"/>
+            </w:pPr>
+            <w:r>
+              <w:rPr>
+                <w:color w:val="BBBBBB"/>
+                <w:sz w:val="18"/>
+                <w:szCs w:val="18"/>
+              </w:rPr>
+              <w:t xml:space="preserve">____________________________</w:t>
+            </w:r>
+          </w:p>
+          <w:p>
+            <w:pPr>
+              <w:spacing w:after="50" w:before="0"/>
+            </w:pPr>
+            <w:r>
+              <w:rPr>
+                <w:color w:val="BBBBBB"/>
+                <w:sz w:val="18"/>
+                <w:szCs w:val="18"/>
+              </w:rPr>
+              <w:t xml:space="preserve">____________________________</w:t>
+            </w:r>
+          </w:p>
+          <w:p>
+            <w:pPr>
+              <w:spacing w:after="50" w:before="0"/>
+            </w:pPr>
+            <w:r>
+              <w:rPr>
+                <w:color w:val="BBBBBB"/>
+                <w:sz w:val="18"/>
+                <w:szCs w:val="18"/>
+              </w:rPr>
+              <w:t xml:space="preserve">____________________________</w:t>
+            </w:r>
+          </w:p>
+        </w:tc>
+        <w:tc>
+          <w:tcPr>
+            <w:tcW w:type="dxa" w:w="3000"/>
+            <w:shd w:fill="FBF3E2" w:color="auto" w:val="clear"/>
+            <w:tcMar>
+              <w:top w:type="dxa" w:w="80"/>
+              <w:left w:type="dxa" w:w="100"/>
+              <w:bottom w:type="dxa" w:w="80"/>
+              <w:right w:type="dxa" w:w="100"/>
+            </w:tcMar>
+            <w:vAlign w:val="top"/>
+          </w:tcPr>
+          <w:p>
+            <w:pPr>
+              <w:spacing w:after="30" w:before="0"/>
+            </w:pPr>
+            <w:r>
+              <w:rPr>
+                <w:b/>
+                <w:bCs/>
+                <w:color w:val="0F2B3C"/>
+                <w:sz w:val="18"/>
+                <w:szCs w:val="18"/>
+              </w:rPr>
+              <w:t xml:space="preserve">Because... ________________</w:t>
+            </w:r>
+          </w:p>
+          <w:p>
+            <w:pPr>
+              <w:spacing w:after="50" w:before="0"/>
+            </w:pPr>
+            <w:r>
+              <w:rPr>
+                <w:color w:val="BBBBBB"/>
+                <w:sz w:val="18"/>
+                <w:szCs w:val="18"/>
+              </w:rPr>
+              <w:t xml:space="preserve">____________________________</w:t>
+            </w:r>
+          </w:p>
+          <w:p>
+            <w:pPr>
+              <w:spacing w:after="30" w:before="40"/>
+            </w:pPr>
+            <w:r>
+              <w:rPr>
+                <w:b/>
+                <w:bCs/>
+                <w:color w:val="1A6FB5"/>
+                <w:sz w:val="18"/>
+                <w:szCs w:val="18"/>
+              </w:rPr>
+              <w:t xml:space="preserve">Although... _______________</w:t>
+            </w:r>
+          </w:p>
+          <w:p>
+            <w:pPr>
+              <w:spacing w:after="50" w:before="0"/>
+            </w:pPr>
+            <w:r>
+              <w:rPr>
+                <w:color w:val="BBBBBB"/>
+                <w:sz w:val="18"/>
+                <w:szCs w:val="18"/>
+              </w:rPr>
+              <w:t xml:space="preserve">____________________________</w:t>
+            </w:r>
+          </w:p>
+          <w:p>
+            <w:pPr>
+              <w:spacing w:after="30" w:before="40"/>
+            </w:pPr>
+            <w:r>
+              <w:rPr>
+                <w:b/>
+                <w:bCs/>
+                <w:color w:val="7A5400"/>
+                <w:sz w:val="18"/>
+                <w:szCs w:val="18"/>
+              </w:rPr>
+              <w:t xml:space="preserve">Therefore... ______________</w:t>
+            </w:r>
+          </w:p>
+          <w:p>
+            <w:pPr>
+              <w:spacing w:after="50" w:before="0"/>
+            </w:pPr>
+            <w:r>
+              <w:rPr>
+                <w:color w:val="BBBBBB"/>
+                <w:sz w:val="18"/>
+                <w:szCs w:val="18"/>
+              </w:rPr>
+              <w:t xml:space="preserve">____________________________</w:t>
+            </w:r>
+          </w:p>
+        </w:tc>
+      </w:tr>
+    </w:tbl>
+    <w:p>
+      <w:pPr>
+        <w:spacing w:after="60" w:before="0"/>
+      </w:pPr>
+      <w:r>
+        <w:t xml:space="preserve"/>
+      </w:r>
+    </w:p>
+    <w:tbl>
+      <w:tblPr>
+        <w:tblW w:type="dxa" w:w="9360"/>
+        <w:tblBorders>
+          <w:top w:val="single" w:color="C7D2DD" w:sz="6"/>
+          <w:left w:val="single" w:color="C7D2DD" w:sz="6"/>
+          <w:bottom w:val="single" w:color="C7D2DD" w:sz="6"/>
+          <w:right w:val="single" w:color="C7D2DD" w:sz="6"/>
+          <w:insideH w:val="single" w:color="C7D2DD" w:sz="6"/>
+          <w:insideV w:val="single" w:color="C7D2DD" w:sz="6"/>
+        </w:tblBorders>
+      </w:tblPr>
+      <w:tblGrid>
+        <w:gridCol w:w="2800"/>
+        <w:gridCol w:w="3560"/>
+        <w:gridCol w:w="3000"/>
+      </w:tblGrid>
+      <w:tr>
+        <w:trPr>
+          <w:cantSplit/>
+          <w:tblHeader/>
+        </w:trPr>
+        <w:tc>
+          <w:tcPr>
+            <w:tcW w:type="dxa" w:w="2800"/>
+            <w:shd w:fill="EEF4F8" w:color="auto" w:val="clear"/>
+            <w:tcMar>
+              <w:top w:type="dxa" w:w="60"/>
+              <w:left w:type="dxa" w:w="100"/>
+              <w:bottom w:type="dxa" w:w="60"/>
+              <w:right w:type="dxa" w:w="100"/>
+            </w:tcMar>
+          </w:tcPr>
+          <w:p>
+            <w:pPr>
+              <w:spacing w:after="0" w:before="0"/>
+            </w:pPr>
+            <w:r>
+              <w:rPr>
+                <w:b/>
+                <w:bCs/>
+                <w:color w:val="0F2B3C"/>
+                <w:sz w:val="16"/>
+                <w:szCs w:val="16"/>
+              </w:rPr>
+              <w:t xml:space="preserve">CORE PROBLEM / GIVEN REPRESENTATION</w:t>
+            </w:r>
+          </w:p>
+        </w:tc>
+        <w:tc>
+          <w:tcPr>
+            <w:tcW w:type="dxa" w:w="3560"/>
+            <w:shd w:fill="EEF4F8" w:color="auto" w:val="clear"/>
+            <w:tcMar>
+              <w:top w:type="dxa" w:w="60"/>
+              <w:left w:type="dxa" w:w="100"/>
+              <w:bottom w:type="dxa" w:w="60"/>
+              <w:right w:type="dxa" w:w="100"/>
+            </w:tcMar>
+          </w:tcPr>
+          <w:p>
+            <w:pPr>
+              <w:spacing w:after="0" w:before="0"/>
+            </w:pPr>
+            <w:r>
+              <w:rPr>
+                <w:b/>
+                <w:bCs/>
+                <w:color w:val="0F2B3C"/>
+                <w:sz w:val="16"/>
+                <w:szCs w:val="16"/>
+              </w:rPr>
+              <w:t xml:space="preserve">WORKING SPACE / CALCULATION STEPS</w:t>
+            </w:r>
+          </w:p>
+        </w:tc>
+        <w:tc>
+          <w:tcPr>
+            <w:tcW w:type="dxa" w:w="3000"/>
+            <w:shd w:fill="FBF3E2" w:color="auto" w:val="clear"/>
+            <w:tcMar>
+              <w:top w:type="dxa" w:w="60"/>
+              <w:left w:type="dxa" w:w="100"/>
+              <w:bottom w:type="dxa" w:w="60"/>
+              <w:right w:type="dxa" w:w="100"/>
+            </w:tcMar>
+          </w:tcPr>
+          <w:p>
+            <w:pPr>
+              <w:spacing w:after="0" w:before="0"/>
+            </w:pPr>
+            <w:r>
+              <w:rPr>
+                <w:b/>
+                <w:bCs/>
+                <w:color w:val="7A5400"/>
+                <w:sz w:val="16"/>
+                <w:szCs w:val="16"/>
+              </w:rPr>
+              <w:t xml:space="preserve">EXPLAIN YOUR REASONING</w:t>
+            </w:r>
+          </w:p>
+        </w:tc>
+      </w:tr>
+      <w:tr>
+        <w:trPr>
+          <w:cantSplit/>
+        </w:trPr>
+        <w:tc>
+          <w:tcPr>
+            <w:tcW w:type="dxa" w:w="2800"/>
+            <w:tcMar>
+              <w:top w:type="dxa" w:w="80"/>
+              <w:left w:type="dxa" w:w="100"/>
+              <w:bottom w:type="dxa" w:w="80"/>
+              <w:right w:type="dxa" w:w="100"/>
+            </w:tcMar>
+            <w:vAlign w:val="top"/>
+          </w:tcPr>
+          <w:p>
+            <w:pPr>
+              <w:spacing w:after="40" w:before="0"/>
+            </w:pPr>
+            <w:r>
+              <w:rPr>
+                <w:b/>
+                <w:bCs/>
+                <w:color w:val="0F2B3C"/>
+                <w:sz w:val="20"/>
+                <w:szCs w:val="20"/>
+              </w:rPr>
+              <w:t xml:space="preserve">2.  Solve that one: s + 5 = 12. How many did she start with?</w:t>
+            </w:r>
+          </w:p>
+        </w:tc>
+        <w:tc>
+          <w:tcPr>
+            <w:tcW w:type="dxa" w:w="3560"/>
+            <w:tcMar>
+              <w:top w:type="dxa" w:w="80"/>
+              <w:left w:type="dxa" w:w="100"/>
+              <w:bottom w:type="dxa" w:w="80"/>
+              <w:right w:type="dxa" w:w="100"/>
+            </w:tcMar>
+            <w:vAlign w:val="top"/>
+          </w:tcPr>
+          <w:p>
+            <w:pPr>
+              <w:spacing w:after="50" w:before="0"/>
+            </w:pPr>
+            <w:r>
+              <w:rPr>
+                <w:color w:val="BBBBBB"/>
+                <w:sz w:val="18"/>
+                <w:szCs w:val="18"/>
+              </w:rPr>
+              <w:t xml:space="preserve">____________________________</w:t>
+            </w:r>
+          </w:p>
+          <w:p>
+            <w:pPr>
+              <w:spacing w:after="50" w:before="0"/>
+            </w:pPr>
+            <w:r>
+              <w:rPr>
+                <w:color w:val="BBBBBB"/>
+                <w:sz w:val="18"/>
+                <w:szCs w:val="18"/>
+              </w:rPr>
+              <w:t xml:space="preserve">____________________________</w:t>
+            </w:r>
+          </w:p>
+          <w:p>
+            <w:pPr>
+              <w:spacing w:after="50" w:before="0"/>
+            </w:pPr>
+            <w:r>
+              <w:rPr>
+                <w:color w:val="BBBBBB"/>
+                <w:sz w:val="18"/>
+                <w:szCs w:val="18"/>
+              </w:rPr>
+              <w:t xml:space="preserve">____________________________</w:t>
+            </w:r>
+          </w:p>
+          <w:p>
+            <w:pPr>
+              <w:spacing w:after="50" w:before="0"/>
+            </w:pPr>
+            <w:r>
+              <w:rPr>
+                <w:color w:val="BBBBBB"/>
+                <w:sz w:val="18"/>
+                <w:szCs w:val="18"/>
+              </w:rPr>
+              <w:t xml:space="preserve">____________________________</w:t>
+            </w:r>
+          </w:p>
+        </w:tc>
+        <w:tc>
+          <w:tcPr>
+            <w:tcW w:type="dxa" w:w="3000"/>
+            <w:shd w:fill="FBF3E2" w:color="auto" w:val="clear"/>
+            <w:tcMar>
+              <w:top w:type="dxa" w:w="80"/>
+              <w:left w:type="dxa" w:w="100"/>
+              <w:bottom w:type="dxa" w:w="80"/>
+              <w:right w:type="dxa" w:w="100"/>
+            </w:tcMar>
+            <w:vAlign w:val="top"/>
+          </w:tcPr>
+          <w:p>
+            <w:pPr>
+              <w:spacing w:after="30" w:before="0"/>
+            </w:pPr>
+            <w:r>
+              <w:rPr>
+                <w:b/>
+                <w:bCs/>
+                <w:color w:val="0F2B3C"/>
+                <w:sz w:val="18"/>
+                <w:szCs w:val="18"/>
+              </w:rPr>
+              <w:t xml:space="preserve">Because... ________________</w:t>
+            </w:r>
+          </w:p>
+          <w:p>
+            <w:pPr>
+              <w:spacing w:after="50" w:before="0"/>
+            </w:pPr>
+            <w:r>
+              <w:rPr>
+                <w:color w:val="BBBBBB"/>
+                <w:sz w:val="18"/>
+                <w:szCs w:val="18"/>
+              </w:rPr>
+              <w:t xml:space="preserve">____________________________</w:t>
+            </w:r>
+          </w:p>
+          <w:p>
+            <w:pPr>
+              <w:spacing w:after="30" w:before="40"/>
+            </w:pPr>
+            <w:r>
+              <w:rPr>
+                <w:b/>
+                <w:bCs/>
+                <w:color w:val="1A6FB5"/>
+                <w:sz w:val="18"/>
+                <w:szCs w:val="18"/>
+              </w:rPr>
+              <w:t xml:space="preserve">Although... _______________</w:t>
+            </w:r>
+          </w:p>
+          <w:p>
+            <w:pPr>
+              <w:spacing w:after="50" w:before="0"/>
+            </w:pPr>
+            <w:r>
+              <w:rPr>
+                <w:color w:val="BBBBBB"/>
+                <w:sz w:val="18"/>
+                <w:szCs w:val="18"/>
+              </w:rPr>
+              <w:t xml:space="preserve">____________________________</w:t>
+            </w:r>
+          </w:p>
+          <w:p>
+            <w:pPr>
+              <w:spacing w:after="30" w:before="40"/>
+            </w:pPr>
+            <w:r>
+              <w:rPr>
+                <w:b/>
+                <w:bCs/>
+                <w:color w:val="7A5400"/>
+                <w:sz w:val="18"/>
+                <w:szCs w:val="18"/>
+              </w:rPr>
+              <w:t xml:space="preserve">Therefore... ______________</w:t>
+            </w:r>
+          </w:p>
+          <w:p>
+            <w:pPr>
+              <w:spacing w:after="50" w:before="0"/>
+            </w:pPr>
+            <w:r>
+              <w:rPr>
+                <w:color w:val="BBBBBB"/>
+                <w:sz w:val="18"/>
+                <w:szCs w:val="18"/>
+              </w:rPr>
+              <w:t xml:space="preserve">____________________________</w:t>
+            </w:r>
+          </w:p>
+        </w:tc>
+      </w:tr>
+    </w:tbl>
+    <w:p>
+      <w:pPr>
+        <w:spacing w:after="60" w:before="0"/>
+      </w:pPr>
+      <w:r>
+        <w:t xml:space="preserve"/>
       </w:r>
     </w:p>
     <w:p>
@@ -326,63 +2855,629 @@
         <w:t xml:space="preserve">Plan, then solve.</w:t>
       </w:r>
     </w:p>
-    <w:p>
-      <w:pPr>
-        <w:spacing w:after="40" w:before="0"/>
-      </w:pPr>
-      <w:r>
-        <w:rPr>
-          <w:sz w:val="22"/>
-          <w:szCs w:val="22"/>
-        </w:rPr>
-        <w:t xml:space="preserve">1.  4 friends split some marbles equally and each got 3. How many marbles in all?</w:t>
-      </w:r>
-    </w:p>
-    <w:p>
-      <w:pPr>
-        <w:spacing w:after="80" w:before="0"/>
-      </w:pPr>
-      <w:r>
-        <w:rPr>
-          <w:color w:val="BBBBBB"/>
-        </w:rPr>
-        <w:t xml:space="preserve">____________________________________________________</w:t>
-      </w:r>
-    </w:p>
-    <w:p>
-      <w:pPr>
-        <w:spacing w:after="40" w:before="0"/>
-      </w:pPr>
-      <w:r>
-        <w:rPr>
-          <w:sz w:val="22"/>
-          <w:szCs w:val="22"/>
-        </w:rPr>
-        <w:t xml:space="preserve">2.  "You need at least 8 points to win." Which inequality (points = p)?</w:t>
-      </w:r>
-    </w:p>
-    <w:p>
-      <w:pPr>
-        <w:spacing w:after="40" w:before="0"/>
-      </w:pPr>
-      <w:r>
-        <w:rPr>
-          <w:color w:val="5E6E7E"/>
-          <w:sz w:val="20"/>
-          <w:szCs w:val="20"/>
-        </w:rPr>
-        <w:t xml:space="preserve">     choices: p ≥ 8 (8 or more)   /   p &lt; 8   /   p = 8 only</w:t>
-      </w:r>
-    </w:p>
-    <w:p>
-      <w:pPr>
-        <w:spacing w:after="80" w:before="0"/>
-      </w:pPr>
-      <w:r>
-        <w:rPr>
-          <w:color w:val="BBBBBB"/>
-        </w:rPr>
-        <w:t xml:space="preserve">____________________________________________________</w:t>
+    <w:tbl>
+      <w:tblPr>
+        <w:tblW w:type="dxa" w:w="9360"/>
+        <w:tblBorders>
+          <w:top w:val="single" w:color="C7D2DD" w:sz="6"/>
+          <w:left w:val="single" w:color="C7D2DD" w:sz="6"/>
+          <w:bottom w:val="single" w:color="C7D2DD" w:sz="6"/>
+          <w:right w:val="single" w:color="C7D2DD" w:sz="6"/>
+          <w:insideH w:val="single" w:color="C7D2DD" w:sz="6"/>
+          <w:insideV w:val="single" w:color="C7D2DD" w:sz="6"/>
+        </w:tblBorders>
+      </w:tblPr>
+      <w:tblGrid>
+        <w:gridCol w:w="2800"/>
+        <w:gridCol w:w="3560"/>
+        <w:gridCol w:w="3000"/>
+      </w:tblGrid>
+      <w:tr>
+        <w:trPr>
+          <w:cantSplit/>
+          <w:tblHeader/>
+        </w:trPr>
+        <w:tc>
+          <w:tcPr>
+            <w:tcW w:type="dxa" w:w="2800"/>
+            <w:shd w:fill="EEF4F8" w:color="auto" w:val="clear"/>
+            <w:tcMar>
+              <w:top w:type="dxa" w:w="60"/>
+              <w:left w:type="dxa" w:w="100"/>
+              <w:bottom w:type="dxa" w:w="60"/>
+              <w:right w:type="dxa" w:w="100"/>
+            </w:tcMar>
+          </w:tcPr>
+          <w:p>
+            <w:pPr>
+              <w:spacing w:after="0" w:before="0"/>
+            </w:pPr>
+            <w:r>
+              <w:rPr>
+                <w:b/>
+                <w:bCs/>
+                <w:color w:val="0F2B3C"/>
+                <w:sz w:val="16"/>
+                <w:szCs w:val="16"/>
+              </w:rPr>
+              <w:t xml:space="preserve">CORE PROBLEM / GIVEN REPRESENTATION</w:t>
+            </w:r>
+          </w:p>
+        </w:tc>
+        <w:tc>
+          <w:tcPr>
+            <w:tcW w:type="dxa" w:w="3560"/>
+            <w:shd w:fill="EEF4F8" w:color="auto" w:val="clear"/>
+            <w:tcMar>
+              <w:top w:type="dxa" w:w="60"/>
+              <w:left w:type="dxa" w:w="100"/>
+              <w:bottom w:type="dxa" w:w="60"/>
+              <w:right w:type="dxa" w:w="100"/>
+            </w:tcMar>
+          </w:tcPr>
+          <w:p>
+            <w:pPr>
+              <w:spacing w:after="0" w:before="0"/>
+            </w:pPr>
+            <w:r>
+              <w:rPr>
+                <w:b/>
+                <w:bCs/>
+                <w:color w:val="0F2B3C"/>
+                <w:sz w:val="16"/>
+                <w:szCs w:val="16"/>
+              </w:rPr>
+              <w:t xml:space="preserve">WORKING SPACE / CALCULATION STEPS</w:t>
+            </w:r>
+          </w:p>
+        </w:tc>
+        <w:tc>
+          <w:tcPr>
+            <w:tcW w:type="dxa" w:w="3000"/>
+            <w:shd w:fill="FBF3E2" w:color="auto" w:val="clear"/>
+            <w:tcMar>
+              <w:top w:type="dxa" w:w="60"/>
+              <w:left w:type="dxa" w:w="100"/>
+              <w:bottom w:type="dxa" w:w="60"/>
+              <w:right w:type="dxa" w:w="100"/>
+            </w:tcMar>
+          </w:tcPr>
+          <w:p>
+            <w:pPr>
+              <w:spacing w:after="0" w:before="0"/>
+            </w:pPr>
+            <w:r>
+              <w:rPr>
+                <w:b/>
+                <w:bCs/>
+                <w:color w:val="7A5400"/>
+                <w:sz w:val="16"/>
+                <w:szCs w:val="16"/>
+              </w:rPr>
+              <w:t xml:space="preserve">EXPLAIN YOUR REASONING</w:t>
+            </w:r>
+          </w:p>
+        </w:tc>
+      </w:tr>
+      <w:tr>
+        <w:trPr>
+          <w:cantSplit/>
+        </w:trPr>
+        <w:tc>
+          <w:tcPr>
+            <w:tcW w:type="dxa" w:w="2800"/>
+            <w:tcMar>
+              <w:top w:type="dxa" w:w="80"/>
+              <w:left w:type="dxa" w:w="100"/>
+              <w:bottom w:type="dxa" w:w="80"/>
+              <w:right w:type="dxa" w:w="100"/>
+            </w:tcMar>
+            <w:vAlign w:val="top"/>
+          </w:tcPr>
+          <w:p>
+            <w:pPr>
+              <w:spacing w:after="40" w:before="0"/>
+            </w:pPr>
+            <w:r>
+              <w:rPr>
+                <w:b/>
+                <w:bCs/>
+                <w:color w:val="0F2B3C"/>
+                <w:sz w:val="20"/>
+                <w:szCs w:val="20"/>
+              </w:rPr>
+              <w:t xml:space="preserve">1.  4 friends split some marbles equally and each got 3. How many marbles in all?</w:t>
+            </w:r>
+          </w:p>
+        </w:tc>
+        <w:tc>
+          <w:tcPr>
+            <w:tcW w:type="dxa" w:w="3560"/>
+            <w:tcMar>
+              <w:top w:type="dxa" w:w="80"/>
+              <w:left w:type="dxa" w:w="100"/>
+              <w:bottom w:type="dxa" w:w="80"/>
+              <w:right w:type="dxa" w:w="100"/>
+            </w:tcMar>
+            <w:vAlign w:val="top"/>
+          </w:tcPr>
+          <w:p>
+            <w:pPr>
+              <w:spacing w:after="50" w:before="0"/>
+            </w:pPr>
+            <w:r>
+              <w:rPr>
+                <w:color w:val="BBBBBB"/>
+                <w:sz w:val="18"/>
+                <w:szCs w:val="18"/>
+              </w:rPr>
+              <w:t xml:space="preserve">____________________________</w:t>
+            </w:r>
+          </w:p>
+          <w:p>
+            <w:pPr>
+              <w:spacing w:after="50" w:before="0"/>
+            </w:pPr>
+            <w:r>
+              <w:rPr>
+                <w:color w:val="BBBBBB"/>
+                <w:sz w:val="18"/>
+                <w:szCs w:val="18"/>
+              </w:rPr>
+              <w:t xml:space="preserve">____________________________</w:t>
+            </w:r>
+          </w:p>
+          <w:p>
+            <w:pPr>
+              <w:spacing w:after="50" w:before="0"/>
+            </w:pPr>
+            <w:r>
+              <w:rPr>
+                <w:color w:val="BBBBBB"/>
+                <w:sz w:val="18"/>
+                <w:szCs w:val="18"/>
+              </w:rPr>
+              <w:t xml:space="preserve">____________________________</w:t>
+            </w:r>
+          </w:p>
+          <w:p>
+            <w:pPr>
+              <w:spacing w:after="50" w:before="0"/>
+            </w:pPr>
+            <w:r>
+              <w:rPr>
+                <w:color w:val="BBBBBB"/>
+                <w:sz w:val="18"/>
+                <w:szCs w:val="18"/>
+              </w:rPr>
+              <w:t xml:space="preserve">____________________________</w:t>
+            </w:r>
+          </w:p>
+        </w:tc>
+        <w:tc>
+          <w:tcPr>
+            <w:tcW w:type="dxa" w:w="3000"/>
+            <w:shd w:fill="FBF3E2" w:color="auto" w:val="clear"/>
+            <w:tcMar>
+              <w:top w:type="dxa" w:w="80"/>
+              <w:left w:type="dxa" w:w="100"/>
+              <w:bottom w:type="dxa" w:w="80"/>
+              <w:right w:type="dxa" w:w="100"/>
+            </w:tcMar>
+            <w:vAlign w:val="top"/>
+          </w:tcPr>
+          <w:p>
+            <w:pPr>
+              <w:spacing w:after="30" w:before="0"/>
+            </w:pPr>
+            <w:r>
+              <w:rPr>
+                <w:b/>
+                <w:bCs/>
+                <w:color w:val="0F2B3C"/>
+                <w:sz w:val="18"/>
+                <w:szCs w:val="18"/>
+              </w:rPr>
+              <w:t xml:space="preserve">Because... ________________</w:t>
+            </w:r>
+          </w:p>
+          <w:p>
+            <w:pPr>
+              <w:spacing w:after="50" w:before="0"/>
+            </w:pPr>
+            <w:r>
+              <w:rPr>
+                <w:color w:val="BBBBBB"/>
+                <w:sz w:val="18"/>
+                <w:szCs w:val="18"/>
+              </w:rPr>
+              <w:t xml:space="preserve">____________________________</w:t>
+            </w:r>
+          </w:p>
+          <w:p>
+            <w:pPr>
+              <w:spacing w:after="30" w:before="40"/>
+            </w:pPr>
+            <w:r>
+              <w:rPr>
+                <w:b/>
+                <w:bCs/>
+                <w:color w:val="1A6FB5"/>
+                <w:sz w:val="18"/>
+                <w:szCs w:val="18"/>
+              </w:rPr>
+              <w:t xml:space="preserve">Although... _______________</w:t>
+            </w:r>
+          </w:p>
+          <w:p>
+            <w:pPr>
+              <w:spacing w:after="50" w:before="0"/>
+            </w:pPr>
+            <w:r>
+              <w:rPr>
+                <w:color w:val="BBBBBB"/>
+                <w:sz w:val="18"/>
+                <w:szCs w:val="18"/>
+              </w:rPr>
+              <w:t xml:space="preserve">____________________________</w:t>
+            </w:r>
+          </w:p>
+          <w:p>
+            <w:pPr>
+              <w:spacing w:after="30" w:before="40"/>
+            </w:pPr>
+            <w:r>
+              <w:rPr>
+                <w:b/>
+                <w:bCs/>
+                <w:color w:val="7A5400"/>
+                <w:sz w:val="18"/>
+                <w:szCs w:val="18"/>
+              </w:rPr>
+              <w:t xml:space="preserve">Therefore... ______________</w:t>
+            </w:r>
+          </w:p>
+          <w:p>
+            <w:pPr>
+              <w:spacing w:after="50" w:before="0"/>
+            </w:pPr>
+            <w:r>
+              <w:rPr>
+                <w:color w:val="BBBBBB"/>
+                <w:sz w:val="18"/>
+                <w:szCs w:val="18"/>
+              </w:rPr>
+              <w:t xml:space="preserve">____________________________</w:t>
+            </w:r>
+          </w:p>
+        </w:tc>
+      </w:tr>
+    </w:tbl>
+    <w:p>
+      <w:pPr>
+        <w:spacing w:after="60" w:before="0"/>
+      </w:pPr>
+      <w:r>
+        <w:t xml:space="preserve"/>
+      </w:r>
+    </w:p>
+    <w:tbl>
+      <w:tblPr>
+        <w:tblW w:type="dxa" w:w="9360"/>
+        <w:tblBorders>
+          <w:top w:val="single" w:color="C7D2DD" w:sz="6"/>
+          <w:left w:val="single" w:color="C7D2DD" w:sz="6"/>
+          <w:bottom w:val="single" w:color="C7D2DD" w:sz="6"/>
+          <w:right w:val="single" w:color="C7D2DD" w:sz="6"/>
+          <w:insideH w:val="single" w:color="C7D2DD" w:sz="6"/>
+          <w:insideV w:val="single" w:color="C7D2DD" w:sz="6"/>
+        </w:tblBorders>
+      </w:tblPr>
+      <w:tblGrid>
+        <w:gridCol w:w="2800"/>
+        <w:gridCol w:w="3560"/>
+        <w:gridCol w:w="3000"/>
+      </w:tblGrid>
+      <w:tr>
+        <w:trPr>
+          <w:cantSplit/>
+          <w:tblHeader/>
+        </w:trPr>
+        <w:tc>
+          <w:tcPr>
+            <w:tcW w:type="dxa" w:w="2800"/>
+            <w:shd w:fill="EEF4F8" w:color="auto" w:val="clear"/>
+            <w:tcMar>
+              <w:top w:type="dxa" w:w="60"/>
+              <w:left w:type="dxa" w:w="100"/>
+              <w:bottom w:type="dxa" w:w="60"/>
+              <w:right w:type="dxa" w:w="100"/>
+            </w:tcMar>
+          </w:tcPr>
+          <w:p>
+            <w:pPr>
+              <w:spacing w:after="0" w:before="0"/>
+            </w:pPr>
+            <w:r>
+              <w:rPr>
+                <w:b/>
+                <w:bCs/>
+                <w:color w:val="0F2B3C"/>
+                <w:sz w:val="16"/>
+                <w:szCs w:val="16"/>
+              </w:rPr>
+              <w:t xml:space="preserve">CORE PROBLEM / GIVEN REPRESENTATION</w:t>
+            </w:r>
+          </w:p>
+        </w:tc>
+        <w:tc>
+          <w:tcPr>
+            <w:tcW w:type="dxa" w:w="3560"/>
+            <w:shd w:fill="EEF4F8" w:color="auto" w:val="clear"/>
+            <w:tcMar>
+              <w:top w:type="dxa" w:w="60"/>
+              <w:left w:type="dxa" w:w="100"/>
+              <w:bottom w:type="dxa" w:w="60"/>
+              <w:right w:type="dxa" w:w="100"/>
+            </w:tcMar>
+          </w:tcPr>
+          <w:p>
+            <w:pPr>
+              <w:spacing w:after="0" w:before="0"/>
+            </w:pPr>
+            <w:r>
+              <w:rPr>
+                <w:b/>
+                <w:bCs/>
+                <w:color w:val="0F2B3C"/>
+                <w:sz w:val="16"/>
+                <w:szCs w:val="16"/>
+              </w:rPr>
+              <w:t xml:space="preserve">WORKING SPACE / CALCULATION STEPS</w:t>
+            </w:r>
+          </w:p>
+        </w:tc>
+        <w:tc>
+          <w:tcPr>
+            <w:tcW w:type="dxa" w:w="3000"/>
+            <w:shd w:fill="FBF3E2" w:color="auto" w:val="clear"/>
+            <w:tcMar>
+              <w:top w:type="dxa" w:w="60"/>
+              <w:left w:type="dxa" w:w="100"/>
+              <w:bottom w:type="dxa" w:w="60"/>
+              <w:right w:type="dxa" w:w="100"/>
+            </w:tcMar>
+          </w:tcPr>
+          <w:p>
+            <w:pPr>
+              <w:spacing w:after="0" w:before="0"/>
+            </w:pPr>
+            <w:r>
+              <w:rPr>
+                <w:b/>
+                <w:bCs/>
+                <w:color w:val="7A5400"/>
+                <w:sz w:val="16"/>
+                <w:szCs w:val="16"/>
+              </w:rPr>
+              <w:t xml:space="preserve">EXPLAIN YOUR REASONING</w:t>
+            </w:r>
+          </w:p>
+        </w:tc>
+      </w:tr>
+      <w:tr>
+        <w:trPr>
+          <w:cantSplit/>
+        </w:trPr>
+        <w:tc>
+          <w:tcPr>
+            <w:tcW w:type="dxa" w:w="2800"/>
+            <w:tcMar>
+              <w:top w:type="dxa" w:w="80"/>
+              <w:left w:type="dxa" w:w="100"/>
+              <w:bottom w:type="dxa" w:w="80"/>
+              <w:right w:type="dxa" w:w="100"/>
+            </w:tcMar>
+            <w:vAlign w:val="top"/>
+          </w:tcPr>
+          <w:p>
+            <w:pPr>
+              <w:spacing w:after="40" w:before="0"/>
+            </w:pPr>
+            <w:r>
+              <w:rPr>
+                <w:b/>
+                <w:bCs/>
+                <w:color w:val="0F2B3C"/>
+                <w:sz w:val="20"/>
+                <w:szCs w:val="20"/>
+              </w:rPr>
+              <w:t xml:space="preserve">2.  "You need at least 8 points to win." Which inequality (points = p)?</w:t>
+            </w:r>
+          </w:p>
+          <w:p>
+            <w:pPr>
+              <w:spacing w:after="0" w:before="0"/>
+            </w:pPr>
+            <w:r>
+              <w:rPr>
+                <w:color w:val="5E6E7E"/>
+                <w:sz w:val="18"/>
+                <w:szCs w:val="18"/>
+              </w:rPr>
+              <w:t xml:space="preserve">Choices: p ≥ 8 (8 or more)   /   p &lt; 8   /   p = 8 only</w:t>
+            </w:r>
+          </w:p>
+        </w:tc>
+        <w:tc>
+          <w:tcPr>
+            <w:tcW w:type="dxa" w:w="3560"/>
+            <w:tcMar>
+              <w:top w:type="dxa" w:w="80"/>
+              <w:left w:type="dxa" w:w="100"/>
+              <w:bottom w:type="dxa" w:w="80"/>
+              <w:right w:type="dxa" w:w="100"/>
+            </w:tcMar>
+            <w:vAlign w:val="top"/>
+          </w:tcPr>
+          <w:p>
+            <w:pPr>
+              <w:spacing w:after="50" w:before="0"/>
+            </w:pPr>
+            <w:r>
+              <w:rPr>
+                <w:color w:val="BBBBBB"/>
+                <w:sz w:val="18"/>
+                <w:szCs w:val="18"/>
+              </w:rPr>
+              <w:t xml:space="preserve">____________________________</w:t>
+            </w:r>
+          </w:p>
+          <w:p>
+            <w:pPr>
+              <w:spacing w:after="50" w:before="0"/>
+            </w:pPr>
+            <w:r>
+              <w:rPr>
+                <w:color w:val="BBBBBB"/>
+                <w:sz w:val="18"/>
+                <w:szCs w:val="18"/>
+              </w:rPr>
+              <w:t xml:space="preserve">____________________________</w:t>
+            </w:r>
+          </w:p>
+          <w:p>
+            <w:pPr>
+              <w:spacing w:after="50" w:before="0"/>
+            </w:pPr>
+            <w:r>
+              <w:rPr>
+                <w:color w:val="BBBBBB"/>
+                <w:sz w:val="18"/>
+                <w:szCs w:val="18"/>
+              </w:rPr>
+              <w:t xml:space="preserve">____________________________</w:t>
+            </w:r>
+          </w:p>
+          <w:p>
+            <w:pPr>
+              <w:spacing w:after="50" w:before="0"/>
+            </w:pPr>
+            <w:r>
+              <w:rPr>
+                <w:color w:val="BBBBBB"/>
+                <w:sz w:val="18"/>
+                <w:szCs w:val="18"/>
+              </w:rPr>
+              <w:t xml:space="preserve">____________________________</w:t>
+            </w:r>
+          </w:p>
+        </w:tc>
+        <w:tc>
+          <w:tcPr>
+            <w:tcW w:type="dxa" w:w="3000"/>
+            <w:shd w:fill="FBF3E2" w:color="auto" w:val="clear"/>
+            <w:tcMar>
+              <w:top w:type="dxa" w:w="80"/>
+              <w:left w:type="dxa" w:w="100"/>
+              <w:bottom w:type="dxa" w:w="80"/>
+              <w:right w:type="dxa" w:w="100"/>
+            </w:tcMar>
+            <w:vAlign w:val="top"/>
+          </w:tcPr>
+          <w:p>
+            <w:pPr>
+              <w:spacing w:after="30" w:before="0"/>
+            </w:pPr>
+            <w:r>
+              <w:rPr>
+                <w:b/>
+                <w:bCs/>
+                <w:color w:val="0F2B3C"/>
+                <w:sz w:val="18"/>
+                <w:szCs w:val="18"/>
+              </w:rPr>
+              <w:t xml:space="preserve">Because... ________________</w:t>
+            </w:r>
+          </w:p>
+          <w:p>
+            <w:pPr>
+              <w:spacing w:after="50" w:before="0"/>
+            </w:pPr>
+            <w:r>
+              <w:rPr>
+                <w:color w:val="BBBBBB"/>
+                <w:sz w:val="18"/>
+                <w:szCs w:val="18"/>
+              </w:rPr>
+              <w:t xml:space="preserve">____________________________</w:t>
+            </w:r>
+          </w:p>
+          <w:p>
+            <w:pPr>
+              <w:spacing w:after="30" w:before="40"/>
+            </w:pPr>
+            <w:r>
+              <w:rPr>
+                <w:b/>
+                <w:bCs/>
+                <w:color w:val="1A6FB5"/>
+                <w:sz w:val="18"/>
+                <w:szCs w:val="18"/>
+              </w:rPr>
+              <w:t xml:space="preserve">Although... _______________</w:t>
+            </w:r>
+          </w:p>
+          <w:p>
+            <w:pPr>
+              <w:spacing w:after="50" w:before="0"/>
+            </w:pPr>
+            <w:r>
+              <w:rPr>
+                <w:color w:val="BBBBBB"/>
+                <w:sz w:val="18"/>
+                <w:szCs w:val="18"/>
+              </w:rPr>
+              <w:t xml:space="preserve">____________________________</w:t>
+            </w:r>
+          </w:p>
+          <w:p>
+            <w:pPr>
+              <w:spacing w:after="30" w:before="40"/>
+            </w:pPr>
+            <w:r>
+              <w:rPr>
+                <w:b/>
+                <w:bCs/>
+                <w:color w:val="7A5400"/>
+                <w:sz w:val="18"/>
+                <w:szCs w:val="18"/>
+              </w:rPr>
+              <w:t xml:space="preserve">Therefore... ______________</w:t>
+            </w:r>
+          </w:p>
+          <w:p>
+            <w:pPr>
+              <w:spacing w:after="50" w:before="0"/>
+            </w:pPr>
+            <w:r>
+              <w:rPr>
+                <w:color w:val="BBBBBB"/>
+                <w:sz w:val="18"/>
+                <w:szCs w:val="18"/>
+              </w:rPr>
+              <w:t xml:space="preserve">____________________________</w:t>
+            </w:r>
+          </w:p>
+        </w:tc>
+      </w:tr>
+    </w:tbl>
+    <w:p>
+      <w:pPr>
+        <w:spacing w:after="60" w:before="0"/>
+      </w:pPr>
+      <w:r>
+        <w:t xml:space="preserve"/>
       </w:r>
     </w:p>
     <w:p>
@@ -459,6 +3554,141 @@
         <w:t xml:space="preserve">____________________________________________________</w:t>
       </w:r>
     </w:p>
+    <w:tbl>
+      <w:tblPr>
+        <w:tblW w:type="dxa" w:w="9360"/>
+        <w:tblBorders>
+          <w:top w:val="single" w:color="C7D2DD" w:sz="6"/>
+          <w:left w:val="single" w:color="C7D2DD" w:sz="6"/>
+          <w:bottom w:val="single" w:color="C7D2DD" w:sz="6"/>
+          <w:right w:val="single" w:color="C7D2DD" w:sz="6"/>
+          <w:insideH w:val="single" w:color="C7D2DD" w:sz="6"/>
+          <w:insideV w:val="single" w:color="C7D2DD" w:sz="6"/>
+        </w:tblBorders>
+      </w:tblPr>
+      <w:tblGrid>
+        <w:gridCol w:w="3120"/>
+        <w:gridCol w:w="3120"/>
+        <w:gridCol w:w="3120"/>
+      </w:tblGrid>
+      <w:tr>
+        <w:trPr>
+          <w:cantSplit/>
+          <w:tblHeader/>
+        </w:trPr>
+        <w:tc>
+          <w:tcPr>
+            <w:tcW w:type="dxa" w:w="9360"/>
+            <w:gridSpan w:val="3"/>
+            <w:shd w:fill="EEF4F8" w:color="auto" w:val="clear"/>
+            <w:tcMar>
+              <w:top w:type="dxa" w:w="60"/>
+              <w:left w:type="dxa" w:w="100"/>
+              <w:bottom w:type="dxa" w:w="60"/>
+              <w:right w:type="dxa" w:w="100"/>
+            </w:tcMar>
+          </w:tcPr>
+          <w:p>
+            <w:pPr>
+              <w:spacing w:after="0" w:before="0"/>
+            </w:pPr>
+            <w:r>
+              <w:rPr>
+                <w:b/>
+                <w:bCs/>
+                <w:color w:val="0F2B3C"/>
+                <w:sz w:val="18"/>
+                <w:szCs w:val="18"/>
+              </w:rPr>
+              <w:t xml:space="preserve">EXIT CHECK · 3-POINT SELF-ASSESSMENT CHECKLIST</w:t>
+            </w:r>
+          </w:p>
+        </w:tc>
+      </w:tr>
+      <w:tr>
+        <w:trPr>
+          <w:cantSplit/>
+        </w:trPr>
+        <w:tc>
+          <w:tcPr>
+            <w:tcW w:type="dxa" w:w="3120"/>
+            <w:tcMar>
+              <w:top w:type="dxa" w:w="80"/>
+              <w:left w:type="dxa" w:w="100"/>
+              <w:bottom w:type="dxa" w:w="80"/>
+              <w:right w:type="dxa" w:w="100"/>
+            </w:tcMar>
+          </w:tcPr>
+          <w:p>
+            <w:pPr>
+              <w:spacing w:after="0" w:before="0"/>
+            </w:pPr>
+            <w:r>
+              <w:rPr>
+                <w:b/>
+                <w:bCs/>
+                <w:color w:val="0F2B3C"/>
+                <w:sz w:val="18"/>
+                <w:szCs w:val="18"/>
+              </w:rPr>
+              <w:t xml:space="preserve">☐ 1. Units &amp; Labels Verified</w:t>
+            </w:r>
+          </w:p>
+        </w:tc>
+        <w:tc>
+          <w:tcPr>
+            <w:tcW w:type="dxa" w:w="3120"/>
+            <w:tcMar>
+              <w:top w:type="dxa" w:w="80"/>
+              <w:left w:type="dxa" w:w="100"/>
+              <w:bottom w:type="dxa" w:w="80"/>
+              <w:right w:type="dxa" w:w="100"/>
+            </w:tcMar>
+          </w:tcPr>
+          <w:p>
+            <w:pPr>
+              <w:spacing w:after="0" w:before="0"/>
+            </w:pPr>
+            <w:r>
+              <w:rPr>
+                <w:b/>
+                <w:bCs/>
+                <w:color w:val="0F2B3C"/>
+                <w:sz w:val="18"/>
+                <w:szCs w:val="18"/>
+              </w:rPr>
+              <w:t xml:space="preserve">☐ 2. Reasoning Stated (Because / Although / Therefore)</w:t>
+            </w:r>
+          </w:p>
+        </w:tc>
+        <w:tc>
+          <w:tcPr>
+            <w:tcW w:type="dxa" w:w="3120"/>
+            <w:tcMar>
+              <w:top w:type="dxa" w:w="80"/>
+              <w:left w:type="dxa" w:w="100"/>
+              <w:bottom w:type="dxa" w:w="80"/>
+              <w:right w:type="dxa" w:w="100"/>
+            </w:tcMar>
+          </w:tcPr>
+          <w:p>
+            <w:pPr>
+              <w:spacing w:after="0" w:before="0"/>
+            </w:pPr>
+            <w:r>
+              <w:rPr>
+                <w:b/>
+                <w:bCs/>
+                <w:color w:val="0F2B3C"/>
+                <w:sz w:val="18"/>
+                <w:szCs w:val="18"/>
+              </w:rPr>
+              <w:t xml:space="preserve">☐ 3. Calculations Double-Checked</w:t>
+            </w:r>
+          </w:p>
+        </w:tc>
+      </w:tr>
+    </w:tbl>
     <w:p>
       <w:pPr>
         <w:spacing w:after="60" w:before="120"/>
